--- a/flow/20251212_build_octoechos_sources/Джерело. Глас 3.docx
+++ b/flow/20251212_build_octoechos_sources/Джерело. Глас 3.docx
@@ -20,7 +20,10 @@
     </w:p>
     <w:p>
       <w:r>
-        <w:t>/октоїх/1/НД</w:t>
+        <w:rPr>
+          <w:highlight w:val="darkGray"/>
+        </w:rPr>
+        <w:t>/октоїх/3/НД</w:t>
       </w:r>
     </w:p>
     <w:p>
@@ -36,12 +39,18 @@
         <w:pStyle w:val="Heading3"/>
       </w:pPr>
       <w:r>
-        <w:t>//господи_взиваю</w:t>
-      </w:r>
-    </w:p>
-    <w:p>
-      <w:r>
-        <w:t>//господи_взиваю/1</w:t>
+        <w:rPr>
+          <w:highlight w:val="darkGray"/>
+        </w:rPr>
+        <w:t>//вечірня/господи_взиваю</w:t>
+      </w:r>
+    </w:p>
+    <w:p>
+      <w:r>
+        <w:rPr>
+          <w:highlight w:val="darkGray"/>
+        </w:rPr>
+        <w:t>//вечірня/господи_взиваю/стихири/1</w:t>
       </w:r>
     </w:p>
     <w:p>
@@ -68,7 +77,10 @@
     </w:p>
     <w:p>
       <w:r>
-        <w:t>//господи_взиваю/2</w:t>
+        <w:rPr>
+          <w:highlight w:val="darkGray"/>
+        </w:rPr>
+        <w:t>//вечірня/господи_взиваю/стихири/2</w:t>
       </w:r>
     </w:p>
     <w:p>
@@ -86,7 +98,10 @@
     </w:p>
     <w:p>
       <w:r>
-        <w:t>//господи_взиваю/3</w:t>
+        <w:rPr>
+          <w:highlight w:val="darkGray"/>
+        </w:rPr>
+        <w:t>//вечірня/господи_взиваю/стихири/3</w:t>
       </w:r>
     </w:p>
     <w:p>
@@ -104,7 +119,10 @@
     </w:p>
     <w:p>
       <w:r>
-        <w:t>//господи_взиваю/4</w:t>
+        <w:rPr>
+          <w:highlight w:val="darkGray"/>
+        </w:rPr>
+        <w:t>//вечірня/господи_взиваю/стихири/4</w:t>
       </w:r>
     </w:p>
     <w:p>
@@ -129,7 +147,10 @@
     </w:p>
     <w:p>
       <w:r>
-        <w:t>//господи_взиваю/5</w:t>
+        <w:rPr>
+          <w:highlight w:val="darkGray"/>
+        </w:rPr>
+        <w:t>//вечірня/господи_взиваю/стихири/5</w:t>
       </w:r>
     </w:p>
     <w:p>
@@ -154,7 +175,10 @@
     </w:p>
     <w:p>
       <w:r>
-        <w:t>//господи_взиваю/6</w:t>
+        <w:rPr>
+          <w:highlight w:val="darkGray"/>
+        </w:rPr>
+        <w:t>//вечірня/господи_взиваю/стихири/6</w:t>
       </w:r>
     </w:p>
     <w:p>
@@ -179,7 +203,10 @@
     </w:p>
     <w:p>
       <w:r>
-        <w:t>//господи_взиваю/7</w:t>
+        <w:rPr>
+          <w:highlight w:val="darkGray"/>
+        </w:rPr>
+        <w:t>//вечірня/господи_взиваю/стихири/7</w:t>
       </w:r>
     </w:p>
     <w:p>
@@ -203,37 +230,11 @@
       </w:r>
     </w:p>
     <w:p>
-      <w:pPr>
-        <w:pStyle w:val="Heading1"/>
-      </w:pPr>
-      <w:r>
-        <w:t>Глас 3 - ПН</w:t>
-      </w:r>
-    </w:p>
-    <w:p>
-      <w:r>
-        <w:t>/октоїх/1/ПН</w:t>
-      </w:r>
-    </w:p>
-    <w:p>
-      <w:pPr>
-        <w:pStyle w:val="Heading2"/>
-      </w:pPr>
-      <w:r>
-        <w:t>ВЕЧІРНЯ</w:t>
-      </w:r>
-    </w:p>
-    <w:p>
-      <w:pPr>
-        <w:pStyle w:val="Heading3"/>
-      </w:pPr>
-      <w:r>
-        <w:t>//господи_взиваю</w:t>
-      </w:r>
-    </w:p>
-    <w:p>
-      <w:r>
-        <w:t>//господи_взиваю/1</w:t>
+      <w:r>
+        <w:rPr>
+          <w:highlight w:val="darkGray"/>
+        </w:rPr>
+        <w:t>//вечірня/стиховня/стихири/1</w:t>
       </w:r>
     </w:p>
     <w:p>
@@ -255,12 +256,22 @@
           <w:rFonts w:ascii="Times New Roman" w:hAnsi="Times New Roman"/>
           <w:sz w:val="24"/>
         </w:rPr>
-        <w:t xml:space="preserve"> Отче небесний! Мене, що вельми грішу* і тебе доброго та з природи милосердного Владику засмучую,* прийми як блудного сина, що навернувся до тебе,* і вчини мене одним із твоїх наймитів.</w:t>
-      </w:r>
-    </w:p>
-    <w:p>
-      <w:r>
-        <w:t>//господи_взиваю/2</w:t>
+        <w:t xml:space="preserve"> Твоє́ю стра</w:t>
+      </w:r>
+      <w:r>
+        <w:rPr>
+          <w:rFonts w:ascii="Times New Roman" w:hAnsi="Times New Roman"/>
+          <w:sz w:val="24"/>
+        </w:rPr>
+        <w:t>́стю, Хри́сте, Ти затемни́в со́нце,* а сві́тлом Твого́ воскресі́ння Ти все просвіти́в, що існу́є.* Тож прийми́ на́шу вечірню пі́сню, Людинолю́бче.</w:t>
+      </w:r>
+    </w:p>
+    <w:p>
+      <w:r>
+        <w:rPr>
+          <w:highlight w:val="darkGray"/>
+        </w:rPr>
+        <w:t>//вечірня/стиховня/стихири/2</w:t>
       </w:r>
     </w:p>
     <w:p>
@@ -273,19 +284,22 @@
           <w:rFonts w:ascii="Times New Roman" w:hAnsi="Times New Roman"/>
           <w:sz w:val="24"/>
         </w:rPr>
-        <w:t>Життєвих лінощів ми перейшли усяку міру,* і окаянні, наблизились уже до свого кінця,* не думаючи про грядущий суд і відступлення ві</w:t>
-      </w:r>
-      <w:r>
-        <w:rPr>
-          <w:rFonts w:ascii="Times New Roman" w:hAnsi="Times New Roman"/>
-          <w:sz w:val="24"/>
-        </w:rPr>
-        <w:t>д Бога.* Навернувши мене, Спасе,* від усього того, визволь мене.</w:t>
-      </w:r>
-    </w:p>
-    <w:p>
-      <w:r>
-        <w:t>//господи_взиваю/3</w:t>
+        <w:t xml:space="preserve">Го́споди, Твоє́ животво́рче </w:t>
+      </w:r>
+      <w:r>
+        <w:rPr>
+          <w:rFonts w:ascii="Times New Roman" w:hAnsi="Times New Roman"/>
+          <w:sz w:val="24"/>
+        </w:rPr>
+        <w:t>воскресі́ння просвіти́ло всю вселе́нну* і піднесло́ Твоє́ зотлі́ле творіння.* Тому́, ви́зволившись від Ада́мового прокля́ття, кли́чемо:* Всеси́льний Го́споди, – сла́ва Тобі́!</w:t>
+      </w:r>
+    </w:p>
+    <w:p>
+      <w:r>
+        <w:rPr>
+          <w:highlight w:val="darkGray"/>
+        </w:rPr>
+        <w:t>//вечірня/стиховня/стихири/3</w:t>
       </w:r>
     </w:p>
     <w:p>
@@ -298,41 +312,29 @@
           <w:rFonts w:ascii="Times New Roman" w:hAnsi="Times New Roman"/>
           <w:sz w:val="24"/>
         </w:rPr>
-        <w:t>Від пекла і скреготання зубів,* та від усякої іншої вічної муки,* визволь мою смиренну душу, предобрий Господи,* щоб оспівувати тебе вірою, як милосердного Бога,* і за своєю природою, Чоловіколюбця.</w:t>
-      </w:r>
-    </w:p>
-    <w:p>
-      <w:pPr>
-        <w:pStyle w:val="Heading1"/>
-      </w:pPr>
-      <w:r>
-        <w:t>Глас 3 - ВТ</w:t>
-      </w:r>
-    </w:p>
-    <w:p>
-      <w:r>
-        <w:t>/октоїх/1/ВТ</w:t>
-      </w:r>
-    </w:p>
-    <w:p>
-      <w:pPr>
-        <w:pStyle w:val="Heading2"/>
-      </w:pPr>
-      <w:r>
-        <w:t>ВЕЧІРНЯ</w:t>
-      </w:r>
-    </w:p>
-    <w:p>
-      <w:pPr>
-        <w:pStyle w:val="Heading3"/>
-      </w:pPr>
-      <w:r>
-        <w:t>//господи_взиваю</w:t>
-      </w:r>
-    </w:p>
-    <w:p>
-      <w:r>
-        <w:t>//господи_взиваю/1</w:t>
+        <w:t>Бу́вши нез</w:t>
+      </w:r>
+      <w:r>
+        <w:rPr>
+          <w:rFonts w:ascii="Times New Roman" w:hAnsi="Times New Roman"/>
+          <w:sz w:val="24"/>
+        </w:rPr>
+        <w:t>мі́нним Бо́гом,* стражда́ючи ті́лом, Ти зміни́вся.* Але́ Твоє́ створі́ння не могло́ диви́тися на Те́бе розп’я́того,* з о́страхом схили́лось і, сто́гнучи, оспі́вувало Твоє́ довготерпі́ння.* А Ти, зійшо́вши в ад, по трьох днях воскре́с,* дару́ючи сві́тові жи</w:t>
+      </w:r>
+      <w:r>
+        <w:rPr>
+          <w:rFonts w:ascii="Times New Roman" w:hAnsi="Times New Roman"/>
+          <w:sz w:val="24"/>
+        </w:rPr>
+        <w:t>ття́ і вели́ку ми́лість.</w:t>
+      </w:r>
+    </w:p>
+    <w:p>
+      <w:r>
+        <w:rPr>
+          <w:highlight w:val="darkGray"/>
+        </w:rPr>
+        <w:t>//вечірня/стиховня/стихири/4</w:t>
       </w:r>
     </w:p>
     <w:p>
@@ -343,6 +345,78 @@
       <w:r>
         <w:rPr>
           <w:rFonts w:ascii="Times New Roman" w:hAnsi="Times New Roman"/>
+          <w:sz w:val="24"/>
+        </w:rPr>
+        <w:t>Щоб рід наш спасти́ від сме́рти, Ти, Хри́сте, ви́терпів смерть* і, воскре́снувши по трьох днях із ме́ртвих,* ра́зом з Собо́ю воскреси́в тих, що пізна</w:t>
+      </w:r>
+      <w:r>
+        <w:rPr>
+          <w:rFonts w:ascii="Times New Roman" w:hAnsi="Times New Roman"/>
+          <w:sz w:val="24"/>
+        </w:rPr>
+        <w:t>́ли в Тобі́ Бо́га.* Ти просвіти́в світ, Го́споди, – сла́ва Тобі.</w:t>
+      </w:r>
+    </w:p>
+    <w:p>
+      <w:r>
+        <w:rPr>
+          <w:highlight w:val="darkGray"/>
+        </w:rPr>
+        <w:t>//вечірня/стиховня/стихири/5</w:t>
+      </w:r>
+    </w:p>
+    <w:p>
+      <w:pPr>
+        <w:spacing w:after="120"/>
+        <w:jc w:val="both"/>
+      </w:pPr>
+      <w:r>
+        <w:rPr>
+          <w:rFonts w:ascii="Times New Roman" w:hAnsi="Times New Roman"/>
+          <w:b/>
+          <w:sz w:val="24"/>
+        </w:rPr>
+        <w:t>Слава і нині</w:t>
+      </w:r>
+      <w:r>
+        <w:rPr>
+          <w:rFonts w:ascii="Times New Roman" w:hAnsi="Times New Roman"/>
+          <w:sz w:val="24"/>
+        </w:rPr>
+        <w:t>: Безсі́менно, з во́лі Отця́, від боже́ственного Ду́ха* зачала́ ти Бо́жого Си́на,* яки́й відві́чно був від Отця́ без ма́тері,* а за́для нас від те́бе без ба́тька ста́вся;* Його́ т</w:t>
+      </w:r>
+      <w:r>
+        <w:rPr>
+          <w:rFonts w:ascii="Times New Roman" w:hAnsi="Times New Roman"/>
+          <w:sz w:val="24"/>
+        </w:rPr>
+        <w:t>и ті́лом породи́ла, і як дити́ну молоко́м корми́ла.* Тому́ не перестава́й моли́тися,* щоб на́ші ду́ші ви́зволились від уся́ких бід.</w:t>
+      </w:r>
+    </w:p>
+    <w:p>
+      <w:pPr>
+        <w:pStyle w:val="Heading2"/>
+      </w:pPr>
+      <w:r>
+        <w:t>УТРЕНЯ</w:t>
+      </w:r>
+    </w:p>
+    <w:p>
+      <w:r>
+        <w:rPr>
+          <w:highlight w:val="darkGray"/>
+        </w:rPr>
+        <w:t>//утреня/сідальні_по_першому_славословї/1</w:t>
+      </w:r>
+    </w:p>
+    <w:p>
+      <w:pPr>
+        <w:spacing w:after="120"/>
+        <w:jc w:val="both"/>
+      </w:pPr>
+      <w:r>
+        <w:rPr>
+          <w:rFonts w:ascii="Times New Roman" w:hAnsi="Times New Roman"/>
           <w:i/>
           <w:color w:val="FF0000"/>
           <w:sz w:val="24"/>
@@ -354,19 +428,22 @@
           <w:rFonts w:ascii="Times New Roman" w:hAnsi="Times New Roman"/>
           <w:sz w:val="24"/>
         </w:rPr>
-        <w:t xml:space="preserve"> Побачивши в мені багатоликий змій лінивство до діл добрих* і схильність до злого й ще гіршого,* перемінюється і показує грішну принаду:* своє лихе діяння, суперечне Божим заповідям.* Тому й зводить мене, Христе, лукавою схильністю,* щоб зло приймати як до</w:t>
-      </w:r>
-      <w:r>
-        <w:rPr>
-          <w:rFonts w:ascii="Times New Roman" w:hAnsi="Times New Roman"/>
-          <w:sz w:val="24"/>
-        </w:rPr>
-        <w:t>бро.</w:t>
-      </w:r>
-    </w:p>
-    <w:p>
-      <w:r>
-        <w:t>//господи_взиваю/2</w:t>
+        <w:t xml:space="preserve"> Христос із мертвих устав, як начало померлих,* первородний творіння, творець усього, що існує,* він і нашу зотлілу природу обновив </w:t>
+      </w:r>
+      <w:r>
+        <w:rPr>
+          <w:rFonts w:ascii="Times New Roman" w:hAnsi="Times New Roman"/>
+          <w:sz w:val="24"/>
+        </w:rPr>
+        <w:t>у собі.* Тому, смерте, ти вже не пануєш,* бо Владика всіх знищив твою владу.</w:t>
+      </w:r>
+    </w:p>
+    <w:p>
+      <w:r>
+        <w:rPr>
+          <w:highlight w:val="darkGray"/>
+        </w:rPr>
+        <w:t>//утреня/сідальні_по_першому_славословї/2</w:t>
       </w:r>
     </w:p>
     <w:p>
@@ -377,21 +454,32 @@
       <w:r>
         <w:rPr>
           <w:rFonts w:ascii="Times New Roman" w:hAnsi="Times New Roman"/>
-          <w:sz w:val="24"/>
-        </w:rPr>
-        <w:t>Всякою беззаконною і гріховною дорогою* ішли ми охоче, залишивши оту добру до кінця.* Та нині, наблизившись до воріт сме</w:t>
-      </w:r>
-      <w:r>
-        <w:rPr>
-          <w:rFonts w:ascii="Times New Roman" w:hAnsi="Times New Roman"/>
-          <w:sz w:val="24"/>
-        </w:rPr>
-        <w:t>рти, зажурені кличемо:* Дорого нашого життя, Ісусе наш предобрий,* спаси нас, навернувши на шлях справжнього покаяння!* Дай нам поправу та перед смертю сподоби нас божественного прощення.</w:t>
-      </w:r>
-    </w:p>
-    <w:p>
-      <w:r>
-        <w:t>//господи_взиваю/3</w:t>
+          <w:b/>
+          <w:sz w:val="24"/>
+        </w:rPr>
+        <w:t>Слава і нині</w:t>
+      </w:r>
+      <w:r>
+        <w:rPr>
+          <w:rFonts w:ascii="Times New Roman" w:hAnsi="Times New Roman"/>
+          <w:sz w:val="24"/>
+        </w:rPr>
+        <w:t>: Коли пречистий голос дійшов до тебе, Богородице,* небесні зраділи в любові, а земне острахом злякалось,* бо ж обом засяяло єдине торжество,* коли безтілесний ангел п</w:t>
+      </w:r>
+      <w:r>
+        <w:rPr>
+          <w:rFonts w:ascii="Times New Roman" w:hAnsi="Times New Roman"/>
+          <w:sz w:val="24"/>
+        </w:rPr>
+        <w:t>риніс тобі благовість.* Тому з ангелом кличемо до тебе:* Радуйся, Чиста, житло Боже!</w:t>
+      </w:r>
+    </w:p>
+    <w:p>
+      <w:r>
+        <w:rPr>
+          <w:highlight w:val="darkGray"/>
+        </w:rPr>
+        <w:t>//утреня/сідальні_по_другому_славословї/1</w:t>
       </w:r>
     </w:p>
     <w:p>
@@ -402,50 +490,41 @@
       <w:r>
         <w:rPr>
           <w:rFonts w:ascii="Times New Roman" w:hAnsi="Times New Roman"/>
-          <w:sz w:val="24"/>
-        </w:rPr>
-        <w:t>Умертвлені всілякими гріхами* і безліччю провин та й великим нечестям,* лежимо як отой безпомічний мертвець.* Але живе в нас єдина надія на твоє милосердя,* бо ти, Христе, даєш мертвим життя і дихання,* та умертвляєш пр</w:t>
-      </w:r>
-      <w:r>
-        <w:rPr>
-          <w:rFonts w:ascii="Times New Roman" w:hAnsi="Times New Roman"/>
-          <w:sz w:val="24"/>
-        </w:rPr>
-        <w:t>истрасті, що нас умертвили.* Тому завчасно вихопи нас від вічної смерти.</w:t>
-      </w:r>
-    </w:p>
-    <w:p>
-      <w:pPr>
-        <w:pStyle w:val="Heading1"/>
-      </w:pPr>
-      <w:r>
-        <w:t>Глас 3 - СР</w:t>
-      </w:r>
-    </w:p>
-    <w:p>
-      <w:r>
-        <w:t>/октоїх/1/СР</w:t>
-      </w:r>
-    </w:p>
-    <w:p>
-      <w:pPr>
-        <w:pStyle w:val="Heading2"/>
-      </w:pPr>
-      <w:r>
-        <w:t>ВЕЧІРНЯ</w:t>
-      </w:r>
-    </w:p>
-    <w:p>
-      <w:pPr>
-        <w:pStyle w:val="Heading3"/>
-      </w:pPr>
-      <w:r>
-        <w:t>//господи_взиваю</w:t>
-      </w:r>
-    </w:p>
-    <w:p>
-      <w:r>
-        <w:t>//господи_взиваю/1</w:t>
+          <w:i/>
+          <w:color w:val="FF0000"/>
+          <w:sz w:val="24"/>
+        </w:rPr>
+        <w:t>(г. 3, подібний: Красотою твого):</w:t>
+      </w:r>
+      <w:r>
+        <w:rPr>
+          <w:rFonts w:ascii="Times New Roman" w:hAnsi="Times New Roman"/>
+          <w:color w:val="FF0000"/>
+          <w:sz w:val="24"/>
+        </w:rPr>
+        <w:t xml:space="preserve"> </w:t>
+      </w:r>
+      <w:r>
+        <w:rPr>
+          <w:rFonts w:ascii="Times New Roman" w:hAnsi="Times New Roman"/>
+          <w:sz w:val="24"/>
+        </w:rPr>
+        <w:t>Ти, Господи, тілом зазнавши смерти,* припинив смертну гіркоту своїм воскресінням* та й озброїв проти неї людину,* обіцяючи перемогу над первісним прокляттям.* Тож, захиснику життя на</w:t>
+      </w:r>
+      <w:r>
+        <w:rPr>
+          <w:rFonts w:ascii="Times New Roman" w:hAnsi="Times New Roman"/>
+          <w:sz w:val="24"/>
+        </w:rPr>
+        <w:t>шого, Господи, – слава тобі!</w:t>
+      </w:r>
+    </w:p>
+    <w:p>
+      <w:r>
+        <w:rPr>
+          <w:highlight w:val="darkGray"/>
+        </w:rPr>
+        <w:t>//утреня/сідальні_по_другому_славословї/2</w:t>
       </w:r>
     </w:p>
     <w:p>
@@ -456,23 +535,56 @@
       <w:r>
         <w:rPr>
           <w:rFonts w:ascii="Times New Roman" w:hAnsi="Times New Roman"/>
+          <w:b/>
+          <w:sz w:val="24"/>
+        </w:rPr>
+        <w:t>Слава і нині</w:t>
+      </w:r>
+      <w:r>
+        <w:rPr>
+          <w:rFonts w:ascii="Times New Roman" w:hAnsi="Times New Roman"/>
+          <w:sz w:val="24"/>
+        </w:rPr>
+        <w:t xml:space="preserve">: Незбагненного й неописанного, одноістотного з Отцем і Духом,* ти, Богородице, таїнственно вмістила в своєму лоні.* Твоє родження навчило нас прославляти* одну і без змішання Тройці силу.* Тому й кличемо вдячно до </w:t>
+      </w:r>
+      <w:r>
+        <w:rPr>
+          <w:rFonts w:ascii="Times New Roman" w:hAnsi="Times New Roman"/>
+          <w:sz w:val="24"/>
+        </w:rPr>
+        <w:t>тебе: Радуйся, Благодатна!</w:t>
+      </w:r>
+    </w:p>
+    <w:p>
+      <w:r>
+        <w:rPr>
+          <w:highlight w:val="darkGray"/>
+        </w:rPr>
+        <w:t>//утреня/сідальні_по_другому_славословї/3</w:t>
+      </w:r>
+    </w:p>
+    <w:p>
+      <w:pPr>
+        <w:pStyle w:val="Heading3"/>
+        <w:spacing w:after="120"/>
+        <w:jc w:val="center"/>
+      </w:pPr>
+      <w:r>
+        <w:rPr>
+          <w:rFonts w:ascii="Times New Roman" w:hAnsi="Times New Roman"/>
           <w:i/>
           <w:color w:val="FF0000"/>
           <w:sz w:val="24"/>
         </w:rPr>
-        <w:t>(г. 3):</w:t>
-      </w:r>
-      <w:r>
-        <w:rPr>
-          <w:rFonts w:ascii="Times New Roman" w:hAnsi="Times New Roman"/>
-          <w:sz w:val="24"/>
-        </w:rPr>
-        <w:t xml:space="preserve"> Створіння освятилось пресвятою кров'ю,* що витекла з твого боку, єдиний Довготерпеливий,* та висохли ріки многобожжя* і Адам твоїм, Слове, розп'яттям визволився з засуду.</w:t>
-      </w:r>
-    </w:p>
-    <w:p>
-      <w:r>
-        <w:t>//господи_взиваю/2</w:t>
+        <w:t>Полієлей</w:t>
+      </w:r>
+    </w:p>
+    <w:p>
+      <w:r>
+        <w:rPr>
+          <w:highlight w:val="darkGray"/>
+        </w:rPr>
+        <w:t>//утреня/сідальні_по_другому_славословї/4</w:t>
       </w:r>
     </w:p>
     <w:p>
@@ -485,12 +597,32 @@
           <w:rFonts w:ascii="Times New Roman" w:hAnsi="Times New Roman"/>
           <w:sz w:val="24"/>
         </w:rPr>
-        <w:t>Творець усього й Господь, та й Бог усіх,* добро вільно смиряється і терпить страждання за людей,* піднесений на хрест – через прокляття законне.</w:t>
-      </w:r>
-    </w:p>
-    <w:p>
-      <w:r>
-        <w:t>//господи_взиваю/3</w:t>
+        <w:t xml:space="preserve">Хваліте ім'я Господнє, хваліте, слуги Господні Алилуя </w:t>
+      </w:r>
+      <w:r>
+        <w:rPr>
+          <w:rFonts w:ascii="Times New Roman" w:hAnsi="Times New Roman"/>
+          <w:i/>
+          <w:color w:val="FF0000"/>
+          <w:sz w:val="24"/>
+        </w:rPr>
+        <w:t>(3 р.)</w:t>
+      </w:r>
+      <w:r>
+        <w:rPr>
+          <w:rFonts w:ascii="Times New Roman" w:hAnsi="Times New Roman"/>
+          <w:i/>
+          <w:sz w:val="24"/>
+        </w:rPr>
+        <w:t>.</w:t>
+      </w:r>
+    </w:p>
+    <w:p>
+      <w:r>
+        <w:rPr>
+          <w:highlight w:val="darkGray"/>
+        </w:rPr>
+        <w:t>//утреня/сідальні_по_другому_славословї/5</w:t>
       </w:r>
     </w:p>
     <w:p>
@@ -503,41 +635,32 @@
           <w:rFonts w:ascii="Times New Roman" w:hAnsi="Times New Roman"/>
           <w:sz w:val="24"/>
         </w:rPr>
-        <w:t>Добровільно даєш розп'ясти себе, добротворче Господи;* проколений списом між ребра, життя Подателю,* виточив ти два джерела безсмертя,* тому безустанно славимо вірно твої страждання, Щедрий.</w:t>
-      </w:r>
-    </w:p>
-    <w:p>
-      <w:pPr>
-        <w:pStyle w:val="Heading1"/>
-      </w:pPr>
-      <w:r>
-        <w:t>Глас 3 - ЧТ</w:t>
-      </w:r>
-    </w:p>
-    <w:p>
-      <w:r>
-        <w:t>/октоїх/1/ЧТ</w:t>
-      </w:r>
-    </w:p>
-    <w:p>
-      <w:pPr>
-        <w:pStyle w:val="Heading2"/>
-      </w:pPr>
-      <w:r>
-        <w:t>ВЕЧІРНЯ</w:t>
-      </w:r>
-    </w:p>
-    <w:p>
-      <w:pPr>
-        <w:pStyle w:val="Heading3"/>
-      </w:pPr>
-      <w:r>
-        <w:t>//господи_взиваю</w:t>
-      </w:r>
-    </w:p>
-    <w:p>
-      <w:r>
-        <w:t>//господи_взиваю/1</w:t>
+        <w:t xml:space="preserve">Ви, що стоїте у храмі Господнім, у дворах дому Бога нашого. Алилуя </w:t>
+      </w:r>
+      <w:r>
+        <w:rPr>
+          <w:rFonts w:ascii="Times New Roman" w:hAnsi="Times New Roman"/>
+          <w:i/>
+          <w:color w:val="FF0000"/>
+          <w:sz w:val="24"/>
+        </w:rPr>
+        <w:t>(3 р.)</w:t>
+      </w:r>
+      <w:r>
+        <w:rPr>
+          <w:rFonts w:ascii="Times New Roman" w:hAnsi="Times New Roman"/>
+          <w:i/>
+          <w:sz w:val="24"/>
+        </w:rPr>
+        <w:t>.</w:t>
+      </w:r>
+    </w:p>
+    <w:p>
+      <w:r>
+        <w:rPr>
+          <w:highlight w:val="darkGray"/>
+        </w:rPr>
+        <w:t>//утреня/сідальні_по_другому_славословї/6</w:t>
       </w:r>
     </w:p>
     <w:p>
@@ -548,23 +671,34 @@
       <w:r>
         <w:rPr>
           <w:rFonts w:ascii="Times New Roman" w:hAnsi="Times New Roman"/>
+          <w:sz w:val="24"/>
+        </w:rPr>
+        <w:t xml:space="preserve">Господи, ім'я твоє повіки, і пам'ять твоя, о Господи, від роду й до роду. Алилуя </w:t>
+      </w:r>
+      <w:r>
+        <w:rPr>
+          <w:rFonts w:ascii="Times New Roman" w:hAnsi="Times New Roman"/>
           <w:i/>
           <w:color w:val="FF0000"/>
           <w:sz w:val="24"/>
         </w:rPr>
-        <w:t>(г. 3):</w:t>
-      </w:r>
-      <w:r>
-        <w:rPr>
-          <w:rFonts w:ascii="Times New Roman" w:hAnsi="Times New Roman"/>
-          <w:sz w:val="24"/>
-        </w:rPr>
-        <w:t xml:space="preserve"> Молитвами славних і божественних твоїх апостолів,* щедрий Чоловіколюбче і єдиний багатомилостивий,* подай слугам твоїм мир і спаси від бід тих, що прославляють тебе,* і тих, що з вірою тобі поклоняються.</w:t>
-      </w:r>
-    </w:p>
-    <w:p>
-      <w:r>
-        <w:t>//господи_взиваю/2</w:t>
+        <w:t>(3 р.)</w:t>
+      </w:r>
+      <w:r>
+        <w:rPr>
+          <w:rFonts w:ascii="Times New Roman" w:hAnsi="Times New Roman"/>
+          <w:i/>
+          <w:sz w:val="24"/>
+        </w:rPr>
+        <w:t>.</w:t>
+      </w:r>
+    </w:p>
+    <w:p>
+      <w:r>
+        <w:rPr>
+          <w:highlight w:val="darkGray"/>
+        </w:rPr>
+        <w:t>//утреня/сідальні_по_другому_славословї/7</w:t>
       </w:r>
     </w:p>
     <w:p>
@@ -577,12 +711,32 @@
           <w:rFonts w:ascii="Times New Roman" w:hAnsi="Times New Roman"/>
           <w:sz w:val="24"/>
         </w:rPr>
-        <w:t>Визвольте мене, як Божі очевидці, від стріл нечестивого,* погашуючи його хитрощі,* і окропіть мене духовною росою, молю вас,* мудрі мої доброчинці, божественні Апостоли.</w:t>
-      </w:r>
-    </w:p>
-    <w:p>
-      <w:r>
-        <w:t>//господи_взиваю/3</w:t>
+        <w:t xml:space="preserve">Благословенний Господь із Сіону, що перебуває в Єрусалимі. Алилуя </w:t>
+      </w:r>
+      <w:r>
+        <w:rPr>
+          <w:rFonts w:ascii="Times New Roman" w:hAnsi="Times New Roman"/>
+          <w:i/>
+          <w:color w:val="FF0000"/>
+          <w:sz w:val="24"/>
+        </w:rPr>
+        <w:t>(3 р.)</w:t>
+      </w:r>
+      <w:r>
+        <w:rPr>
+          <w:rFonts w:ascii="Times New Roman" w:hAnsi="Times New Roman"/>
+          <w:i/>
+          <w:sz w:val="24"/>
+        </w:rPr>
+        <w:t>.</w:t>
+      </w:r>
+    </w:p>
+    <w:p>
+      <w:r>
+        <w:rPr>
+          <w:highlight w:val="darkGray"/>
+        </w:rPr>
+        <w:t>//утреня/сідальні_по_другому_славословї/8</w:t>
       </w:r>
     </w:p>
     <w:p>
@@ -595,41 +749,32 @@
           <w:rFonts w:ascii="Times New Roman" w:hAnsi="Times New Roman"/>
           <w:sz w:val="24"/>
         </w:rPr>
-        <w:t>Коли засядете на дванадцятьох престолах зі суддею всіх,* щоб судити все створіння, не появіть нас підсудними,* а визвольте від усякої муки,* доброчинці наші, божественні Апостоли.</w:t>
-      </w:r>
-    </w:p>
-    <w:p>
-      <w:pPr>
-        <w:pStyle w:val="Heading1"/>
-      </w:pPr>
-      <w:r>
-        <w:t>Глас 3 - ПТ</w:t>
-      </w:r>
-    </w:p>
-    <w:p>
-      <w:r>
-        <w:t>/октоїх/1/ПТ</w:t>
-      </w:r>
-    </w:p>
-    <w:p>
-      <w:pPr>
-        <w:pStyle w:val="Heading2"/>
-      </w:pPr>
-      <w:r>
-        <w:t>ВЕЧІРНЯ</w:t>
-      </w:r>
-    </w:p>
-    <w:p>
-      <w:pPr>
-        <w:pStyle w:val="Heading3"/>
-      </w:pPr>
-      <w:r>
-        <w:t>//господи_взиваю</w:t>
-      </w:r>
-    </w:p>
-    <w:p>
-      <w:r>
-        <w:t>//господи_взиваю/1</w:t>
+        <w:t xml:space="preserve">Хваліте Господа, бо він добрий, – алилуя – бо милість його вічна. Алилуя </w:t>
+      </w:r>
+      <w:r>
+        <w:rPr>
+          <w:rFonts w:ascii="Times New Roman" w:hAnsi="Times New Roman"/>
+          <w:i/>
+          <w:color w:val="FF0000"/>
+          <w:sz w:val="24"/>
+        </w:rPr>
+        <w:t>(3 р.)</w:t>
+      </w:r>
+      <w:r>
+        <w:rPr>
+          <w:rFonts w:ascii="Times New Roman" w:hAnsi="Times New Roman"/>
+          <w:i/>
+          <w:sz w:val="24"/>
+        </w:rPr>
+        <w:t>.</w:t>
+      </w:r>
+    </w:p>
+    <w:p>
+      <w:r>
+        <w:rPr>
+          <w:highlight w:val="darkGray"/>
+        </w:rPr>
+        <w:t>//утреня/сідальні_по_другому_славословї/9</w:t>
       </w:r>
     </w:p>
     <w:p>
@@ -640,23 +785,41 @@
       <w:r>
         <w:rPr>
           <w:rFonts w:ascii="Times New Roman" w:hAnsi="Times New Roman"/>
+          <w:sz w:val="24"/>
+        </w:rPr>
+        <w:t>Розстелив зе</w:t>
+      </w:r>
+      <w:r>
+        <w:rPr>
+          <w:rFonts w:ascii="Times New Roman" w:hAnsi="Times New Roman"/>
+          <w:sz w:val="24"/>
+        </w:rPr>
+        <w:t xml:space="preserve">млю над водами, – алилуя – бо милість його вічна. Алилуя </w:t>
+      </w:r>
+      <w:r>
+        <w:rPr>
+          <w:rFonts w:ascii="Times New Roman" w:hAnsi="Times New Roman"/>
           <w:i/>
           <w:color w:val="FF0000"/>
           <w:sz w:val="24"/>
         </w:rPr>
-        <w:t>(г. 3):</w:t>
-      </w:r>
-      <w:r>
-        <w:rPr>
-          <w:rFonts w:ascii="Times New Roman" w:hAnsi="Times New Roman"/>
-          <w:sz w:val="24"/>
-        </w:rPr>
-        <w:t xml:space="preserve"> Неспроможний страждати божественним своїм єством,* ти, Господи, витерпів страждання за людською природою твоєю.* Прибитий до хреста і списом між ребра проколений,* ти виточив нам з них дві ріки несказанних таїнств.</w:t>
-      </w:r>
-    </w:p>
-    <w:p>
-      <w:r>
-        <w:t>//господи_взиваю/2</w:t>
+        <w:t>(3 р.)</w:t>
+      </w:r>
+      <w:r>
+        <w:rPr>
+          <w:rFonts w:ascii="Times New Roman" w:hAnsi="Times New Roman"/>
+          <w:i/>
+          <w:sz w:val="24"/>
+        </w:rPr>
+        <w:t>.</w:t>
+      </w:r>
+    </w:p>
+    <w:p>
+      <w:r>
+        <w:rPr>
+          <w:highlight w:val="darkGray"/>
+        </w:rPr>
+        <w:t>//утреня/сідальні_по_другому_славословї/10</w:t>
       </w:r>
     </w:p>
     <w:p>
@@ -669,19 +832,32 @@
           <w:rFonts w:ascii="Times New Roman" w:hAnsi="Times New Roman"/>
           <w:sz w:val="24"/>
         </w:rPr>
-        <w:t xml:space="preserve">Вінком, сплетеним з тернини, насмішливо увінчаний, Царю всіх,* розірвав ти, Спасе, кару тернистого гріха,* а прийнявши в руки тростину,* записав нас усіх, що в тебе </w:t>
-      </w:r>
-      <w:r>
-        <w:rPr>
-          <w:rFonts w:ascii="Times New Roman" w:hAnsi="Times New Roman"/>
-          <w:sz w:val="24"/>
-        </w:rPr>
-        <w:t>увірували, в небесні книги.</w:t>
-      </w:r>
-    </w:p>
-    <w:p>
-      <w:r>
-        <w:t>//господи_взиваю/3</w:t>
+        <w:t xml:space="preserve">І визволив від наших гнобителів, – алилуя – бо милість його вічна. Алилуя </w:t>
+      </w:r>
+      <w:r>
+        <w:rPr>
+          <w:rFonts w:ascii="Times New Roman" w:hAnsi="Times New Roman"/>
+          <w:i/>
+          <w:color w:val="FF0000"/>
+          <w:sz w:val="24"/>
+        </w:rPr>
+        <w:t>(3 р.)</w:t>
+      </w:r>
+      <w:r>
+        <w:rPr>
+          <w:rFonts w:ascii="Times New Roman" w:hAnsi="Times New Roman"/>
+          <w:i/>
+          <w:sz w:val="24"/>
+        </w:rPr>
+        <w:t>.</w:t>
+      </w:r>
+    </w:p>
+    <w:p>
+      <w:r>
+        <w:rPr>
+          <w:highlight w:val="darkGray"/>
+        </w:rPr>
+        <w:t>//утреня/сідальні_по_другому_славословї/11</w:t>
       </w:r>
     </w:p>
     <w:p>
@@ -694,10 +870,3560 @@
           <w:rFonts w:ascii="Times New Roman" w:hAnsi="Times New Roman"/>
           <w:sz w:val="24"/>
         </w:rPr>
+        <w:t xml:space="preserve">Прославляйте Бога небесного, – алилуя – бо милість його вічна. Алилуя </w:t>
+      </w:r>
+      <w:r>
+        <w:rPr>
+          <w:rFonts w:ascii="Times New Roman" w:hAnsi="Times New Roman"/>
+          <w:i/>
+          <w:color w:val="FF0000"/>
+          <w:sz w:val="24"/>
+        </w:rPr>
+        <w:t>(3 р.)</w:t>
+      </w:r>
+      <w:r>
+        <w:rPr>
+          <w:rFonts w:ascii="Times New Roman" w:hAnsi="Times New Roman"/>
+          <w:i/>
+          <w:sz w:val="24"/>
+        </w:rPr>
+        <w:t>.</w:t>
+      </w:r>
+    </w:p>
+    <w:p>
+      <w:r>
+        <w:rPr>
+          <w:highlight w:val="darkGray"/>
+        </w:rPr>
+        <w:t>//утреня/хвалитні/стихири/1</w:t>
+      </w:r>
+    </w:p>
+    <w:p>
+      <w:pPr>
+        <w:spacing w:after="120"/>
+        <w:jc w:val="both"/>
+      </w:pPr>
+      <w:r>
+        <w:rPr>
+          <w:rFonts w:ascii="Times New Roman" w:hAnsi="Times New Roman"/>
+          <w:i/>
+          <w:color w:val="FF0000"/>
+          <w:sz w:val="24"/>
+        </w:rPr>
+        <w:t>(г. 3):</w:t>
+      </w:r>
+      <w:r>
+        <w:rPr>
+          <w:rFonts w:ascii="Times New Roman" w:hAnsi="Times New Roman"/>
+          <w:sz w:val="24"/>
+        </w:rPr>
+        <w:t xml:space="preserve"> Прийдіть, усі народи, і зрозумійте силу великої таємниці!* Бо Христос, Спас наш, споконвічне Слово,* заради нас був розп'ятий і добровільно похований,* та й воскрес із мертвих, щоб усіх спасти.* Йому поклонімся!</w:t>
+      </w:r>
+    </w:p>
+    <w:p>
+      <w:r>
+        <w:rPr>
+          <w:highlight w:val="darkGray"/>
+        </w:rPr>
+        <w:t>//утреня/хвалитні/стихири/2</w:t>
+      </w:r>
+    </w:p>
+    <w:p>
+      <w:pPr>
+        <w:spacing w:after="120"/>
+        <w:jc w:val="both"/>
+      </w:pPr>
+      <w:r>
+        <w:rPr>
+          <w:rFonts w:ascii="Times New Roman" w:hAnsi="Times New Roman"/>
+          <w:sz w:val="24"/>
+        </w:rPr>
+        <w:t>Всі ті чудеса, Господи, розповіла твоя сторожа,* але вороже зборище, давши в руку заплату,* задумало скрити твоє воскресіння, яке світ славить.* Помилуй нас!</w:t>
+      </w:r>
+    </w:p>
+    <w:p>
+      <w:r>
+        <w:rPr>
+          <w:highlight w:val="darkGray"/>
+        </w:rPr>
+        <w:t>//утреня/хвалитні/стихири/3</w:t>
+      </w:r>
+    </w:p>
+    <w:p>
+      <w:pPr>
+        <w:spacing w:after="120"/>
+        <w:jc w:val="both"/>
+      </w:pPr>
+      <w:r>
+        <w:rPr>
+          <w:rFonts w:ascii="Times New Roman" w:hAnsi="Times New Roman"/>
+          <w:sz w:val="24"/>
+        </w:rPr>
+        <w:t xml:space="preserve">Усе сповнилось радости, свідоцтво воскресіння діставши,* бо Марія Магдалина, прийшовши до гробу,* знайшла там ангела, який сидів на камені в блискучих ризах </w:t>
+      </w:r>
+      <w:r>
+        <w:rPr>
+          <w:rFonts w:ascii="Times New Roman" w:hAnsi="Times New Roman"/>
+          <w:sz w:val="24"/>
+        </w:rPr>
+        <w:t>і мовив:* Чому ж то шукаєте Живого між мерцями?* Нема його тут, бо він воскр</w:t>
+      </w:r>
+      <w:r>
+        <w:rPr>
+          <w:rFonts w:ascii="Times New Roman" w:hAnsi="Times New Roman"/>
+          <w:sz w:val="24"/>
+        </w:rPr>
+        <w:t>ес, як і сказав,* і очікує вас у Галилеї.</w:t>
+      </w:r>
+    </w:p>
+    <w:p>
+      <w:r>
+        <w:rPr>
+          <w:highlight w:val="darkGray"/>
+        </w:rPr>
+        <w:t>//утреня/хвалитні/стихири/4</w:t>
+      </w:r>
+    </w:p>
+    <w:p>
+      <w:pPr>
+        <w:spacing w:after="120"/>
+        <w:jc w:val="both"/>
+      </w:pPr>
+      <w:r>
+        <w:rPr>
+          <w:rFonts w:ascii="Times New Roman" w:hAnsi="Times New Roman"/>
+          <w:sz w:val="24"/>
+        </w:rPr>
+        <w:t>У твоїм світлі, Владико Чоловіколюбче, побачимо світло,* бо ти воскрес із мертвих,* даючи людському родові спасіння,* щоб усе творіння славословил</w:t>
+      </w:r>
+      <w:r>
+        <w:rPr>
+          <w:rFonts w:ascii="Times New Roman" w:hAnsi="Times New Roman"/>
+          <w:sz w:val="24"/>
+        </w:rPr>
+        <w:t>о тебе, єдиного безгрішного.* Помилуй нас!</w:t>
+      </w:r>
+    </w:p>
+    <w:p>
+      <w:r>
+        <w:rPr>
+          <w:highlight w:val="darkGray"/>
+        </w:rPr>
+        <w:t>//утреня/хвалитні/стихири/5</w:t>
+      </w:r>
+    </w:p>
+    <w:p>
+      <w:pPr>
+        <w:spacing w:after="120"/>
+        <w:jc w:val="both"/>
+      </w:pPr>
+      <w:r>
+        <w:rPr>
+          <w:rFonts w:ascii="Times New Roman" w:hAnsi="Times New Roman"/>
+          <w:sz w:val="24"/>
+        </w:rPr>
+        <w:t>Ранішню пісню зі сльозами* несли тобі, Господи, жінки мироносиці, маючи з собою пахучі аромати,* спішили до гробу, бажаючи намастити твоє т</w:t>
+      </w:r>
+      <w:r>
+        <w:rPr>
+          <w:rFonts w:ascii="Times New Roman" w:hAnsi="Times New Roman"/>
+          <w:sz w:val="24"/>
+        </w:rPr>
+        <w:t>іло.* Та ангел, що сидів на камені, їм благовістив:* Чому ж то шукаєте живого між мерцями?* Бо той, що здолав смерть, воскрес як Бог,* даючи всім велику милість.</w:t>
+      </w:r>
+    </w:p>
+    <w:p>
+      <w:r>
+        <w:rPr>
+          <w:highlight w:val="darkGray"/>
+        </w:rPr>
+        <w:t>//утреня/хвалитні/стихири/6</w:t>
+      </w:r>
+    </w:p>
+    <w:p>
+      <w:pPr>
+        <w:spacing w:after="120"/>
+        <w:jc w:val="both"/>
+      </w:pPr>
+      <w:r>
+        <w:rPr>
+          <w:rFonts w:ascii="Times New Roman" w:hAnsi="Times New Roman"/>
+          <w:sz w:val="24"/>
+        </w:rPr>
+        <w:t>Осяйний ангел на твоїм життєдайнім гробі* говорив мироносицям:* Полонивши ад, Спаситель випорожнив гроби* і воскрес третього дня,* як єдиний і всемогутній Бог.</w:t>
+      </w:r>
+    </w:p>
+    <w:p>
+      <w:r>
+        <w:rPr>
+          <w:highlight w:val="darkGray"/>
+        </w:rPr>
+        <w:t>//утреня/хвалитні/стихири/7</w:t>
+      </w:r>
+    </w:p>
+    <w:p>
+      <w:pPr>
+        <w:spacing w:after="120"/>
+        <w:jc w:val="both"/>
+      </w:pPr>
+      <w:r>
+        <w:rPr>
+          <w:rFonts w:ascii="Times New Roman" w:hAnsi="Times New Roman"/>
+          <w:sz w:val="24"/>
+        </w:rPr>
+        <w:t>Марія Магдалина, першого дня тижня прийшовши,* шукала тебе в гробі,* а не знайшовши, ридала і, плачучи, кликала:* Горе мені, мій Спасе!* Тебе вкрали, Царю всіх!* А два життєдайні ангели зсередини гробу відповіли, скликнувши:* Чого плачеш,</w:t>
+      </w:r>
+      <w:r>
+        <w:rPr>
+          <w:rFonts w:ascii="Times New Roman" w:hAnsi="Times New Roman"/>
+          <w:sz w:val="24"/>
+        </w:rPr>
+        <w:t xml:space="preserve"> жінко?* Плачу, каже вона, бо взяли Господа мого з гробу,* і не знаю, де його поклали.* Та, оглянувшись, побачила Тебе й знову закликала:* Господь мій і Бог мій, – слава тобі!</w:t>
+      </w:r>
+    </w:p>
+    <w:p>
+      <w:r>
+        <w:rPr>
+          <w:highlight w:val="darkGray"/>
+        </w:rPr>
+        <w:t>//утреня/хвалитні/стихири/8</w:t>
+      </w:r>
+    </w:p>
+    <w:p>
+      <w:pPr>
+        <w:spacing w:after="120"/>
+        <w:jc w:val="both"/>
+      </w:pPr>
+      <w:r>
+        <w:rPr>
+          <w:rFonts w:ascii="Times New Roman" w:hAnsi="Times New Roman"/>
+          <w:sz w:val="24"/>
+        </w:rPr>
+        <w:t>Вороги замкнули в гробі життя,* а розбійник відчинив устами рай, кличучи і промовляючи:* Той, що зі мною за мене розіп'явся* та повис зі мною на дереві,* він з'явився мені, сидячи з Отцем на престолі!* Той і є Христос Бог наш, що має велику милість.</w:t>
+      </w:r>
+    </w:p>
+    <w:p>
+      <w:r>
+        <w:rPr>
+          <w:highlight w:val="darkGray"/>
+        </w:rPr>
+        <w:t>//утреня/хвалитні/стихири/9</w:t>
+      </w:r>
+    </w:p>
+    <w:p>
+      <w:pPr>
+        <w:spacing w:after="120"/>
+        <w:jc w:val="center"/>
+      </w:pPr>
+      <w:r>
+        <w:rPr>
+          <w:rFonts w:ascii="Times New Roman" w:hAnsi="Times New Roman"/>
+          <w:b/>
+          <w:i/>
+          <w:color w:val="FF0000"/>
+          <w:sz w:val="24"/>
+        </w:rPr>
+        <w:t>Стихир</w:t>
+      </w:r>
+      <w:r>
+        <w:rPr>
+          <w:rFonts w:ascii="Times New Roman" w:hAnsi="Times New Roman"/>
+          <w:b/>
+          <w:i/>
+          <w:color w:val="FF0000"/>
+          <w:sz w:val="24"/>
+        </w:rPr>
+        <w:t>а євангельська</w:t>
+      </w:r>
+    </w:p>
+    <w:p>
+      <w:r>
+        <w:rPr>
+          <w:highlight w:val="darkGray"/>
+        </w:rPr>
+        <w:t>//утреня/хвалитні/стихири/10</w:t>
+      </w:r>
+    </w:p>
+    <w:p>
+      <w:pPr>
+        <w:spacing w:after="120"/>
+        <w:jc w:val="both"/>
+      </w:pPr>
+      <w:r>
+        <w:rPr>
+          <w:rFonts w:ascii="Times New Roman" w:hAnsi="Times New Roman"/>
+          <w:b/>
+          <w:sz w:val="24"/>
+        </w:rPr>
+        <w:t>Слава</w:t>
+      </w:r>
+      <w:r>
+        <w:rPr>
+          <w:rFonts w:ascii="Times New Roman" w:hAnsi="Times New Roman"/>
+          <w:sz w:val="24"/>
+        </w:rPr>
+        <w:t xml:space="preserve"> </w:t>
+      </w:r>
+      <w:r>
+        <w:rPr>
+          <w:rFonts w:ascii="Times New Roman" w:hAnsi="Times New Roman"/>
+          <w:i/>
+          <w:color w:val="FF0000"/>
+          <w:sz w:val="24"/>
+        </w:rPr>
+        <w:t xml:space="preserve">(г. ): </w:t>
+      </w:r>
+    </w:p>
+    <w:p>
+      <w:r>
+        <w:rPr>
+          <w:highlight w:val="darkGray"/>
+        </w:rPr>
+        <w:t>//утреня/хвалитні/стихири/11</w:t>
+      </w:r>
+    </w:p>
+    <w:p>
+      <w:pPr>
+        <w:spacing w:after="120"/>
+        <w:jc w:val="both"/>
+      </w:pPr>
+      <w:r>
+        <w:rPr>
+          <w:rFonts w:ascii="Times New Roman" w:hAnsi="Times New Roman"/>
+          <w:b/>
+          <w:sz w:val="24"/>
+        </w:rPr>
+        <w:t>І нині</w:t>
+      </w:r>
+      <w:r>
+        <w:rPr>
+          <w:rFonts w:ascii="Times New Roman" w:hAnsi="Times New Roman"/>
+          <w:sz w:val="24"/>
+        </w:rPr>
+        <w:t xml:space="preserve">: </w:t>
+      </w:r>
+      <w:r>
+        <w:rPr>
+          <w:rFonts w:ascii="Times New Roman" w:hAnsi="Times New Roman"/>
+          <w:i/>
+          <w:color w:val="FF0000"/>
+          <w:sz w:val="24"/>
+        </w:rPr>
+        <w:t>(г. 2):</w:t>
+      </w:r>
+      <w:r>
+        <w:rPr>
+          <w:rFonts w:ascii="Times New Roman" w:hAnsi="Times New Roman"/>
+          <w:color w:val="FF0000"/>
+          <w:sz w:val="24"/>
+        </w:rPr>
+        <w:t xml:space="preserve"> </w:t>
+      </w:r>
+      <w:r>
+        <w:rPr>
+          <w:rFonts w:ascii="Times New Roman" w:hAnsi="Times New Roman"/>
+          <w:sz w:val="24"/>
+        </w:rPr>
+        <w:t xml:space="preserve">Преблагословенна ти, Богородице Діво,* бо Воплочений з тебе полонив ад,* покликав Адама, усунув прокляття,* визволив Єву, переміг смерть, і ми ожили.* Тому, співаючи, кличемо:* Благословенний Христос Бог </w:t>
+      </w:r>
+      <w:r>
+        <w:rPr>
+          <w:rFonts w:ascii="Times New Roman" w:hAnsi="Times New Roman"/>
+          <w:sz w:val="24"/>
+        </w:rPr>
+        <w:t>наш,* що на це зволив, – слава тобі.</w:t>
+      </w:r>
+    </w:p>
+    <w:p>
+      <w:pPr>
+        <w:pStyle w:val="Heading1"/>
+      </w:pPr>
+      <w:r>
+        <w:t>Глас 3 - ПН</w:t>
+      </w:r>
+    </w:p>
+    <w:p>
+      <w:r>
+        <w:rPr>
+          <w:highlight w:val="darkGray"/>
+        </w:rPr>
+        <w:t>/октоїх/3/ПН</w:t>
+      </w:r>
+    </w:p>
+    <w:p>
+      <w:pPr>
+        <w:pStyle w:val="Heading2"/>
+      </w:pPr>
+      <w:r>
+        <w:t>ВЕЧІРНЯ</w:t>
+      </w:r>
+    </w:p>
+    <w:p>
+      <w:pPr>
+        <w:pStyle w:val="Heading3"/>
+      </w:pPr>
+      <w:r>
+        <w:rPr>
+          <w:highlight w:val="darkGray"/>
+        </w:rPr>
+        <w:t>//вечірня/господи_взиваю</w:t>
+      </w:r>
+    </w:p>
+    <w:p>
+      <w:r>
+        <w:rPr>
+          <w:highlight w:val="darkGray"/>
+        </w:rPr>
+        <w:t>//вечірня/господи_взиваю/стихири/1</w:t>
+      </w:r>
+    </w:p>
+    <w:p>
+      <w:pPr>
+        <w:spacing w:after="120"/>
+        <w:jc w:val="both"/>
+      </w:pPr>
+      <w:r>
+        <w:rPr>
+          <w:rFonts w:ascii="Times New Roman" w:hAnsi="Times New Roman"/>
+          <w:i/>
+          <w:color w:val="FF0000"/>
+          <w:sz w:val="24"/>
+        </w:rPr>
+        <w:t>(г. 3):</w:t>
+      </w:r>
+      <w:r>
+        <w:rPr>
+          <w:rFonts w:ascii="Times New Roman" w:hAnsi="Times New Roman"/>
+          <w:sz w:val="24"/>
+        </w:rPr>
+        <w:t xml:space="preserve"> Отче небесний! Мене, що вельми грішу* і тебе доброго та з природи милосердного Владику засмучую,* прийми як блудного сина, що навернувся до тебе,* і вчини мене одним із твоїх наймитів.</w:t>
+      </w:r>
+    </w:p>
+    <w:p>
+      <w:r>
+        <w:rPr>
+          <w:highlight w:val="darkGray"/>
+        </w:rPr>
+        <w:t>//вечірня/господи_взиваю/стихири/2</w:t>
+      </w:r>
+    </w:p>
+    <w:p>
+      <w:pPr>
+        <w:spacing w:after="120"/>
+        <w:jc w:val="both"/>
+      </w:pPr>
+      <w:r>
+        <w:rPr>
+          <w:rFonts w:ascii="Times New Roman" w:hAnsi="Times New Roman"/>
+          <w:sz w:val="24"/>
+        </w:rPr>
+        <w:t>Життєвих лінощів ми перейшли усяку міру,* і окаянні, наблизились уже до свого кінця,* не думаючи про грядущий суд і відступлення ві</w:t>
+      </w:r>
+      <w:r>
+        <w:rPr>
+          <w:rFonts w:ascii="Times New Roman" w:hAnsi="Times New Roman"/>
+          <w:sz w:val="24"/>
+        </w:rPr>
+        <w:t>д Бога.* Навернувши мене, Спасе,* від усього того, визволь мене.</w:t>
+      </w:r>
+    </w:p>
+    <w:p>
+      <w:r>
+        <w:rPr>
+          <w:highlight w:val="darkGray"/>
+        </w:rPr>
+        <w:t>//вечірня/господи_взиваю/стихири/3</w:t>
+      </w:r>
+    </w:p>
+    <w:p>
+      <w:pPr>
+        <w:spacing w:after="120"/>
+        <w:jc w:val="both"/>
+      </w:pPr>
+      <w:r>
+        <w:rPr>
+          <w:rFonts w:ascii="Times New Roman" w:hAnsi="Times New Roman"/>
+          <w:sz w:val="24"/>
+        </w:rPr>
+        <w:t>Від пекла і скреготання зубів,* та від усякої іншої вічної муки,* визволь мою смиренну душу, предобрий Господи,* щоб оспівувати тебе вірою, як милосердного Бога,* і за своєю природою, Чоловіколюбця.</w:t>
+      </w:r>
+    </w:p>
+    <w:p>
+      <w:r>
+        <w:rPr>
+          <w:highlight w:val="darkGray"/>
+        </w:rPr>
+        <w:t>//вечірня/стиховня/стихири/1</w:t>
+      </w:r>
+    </w:p>
+    <w:p>
+      <w:pPr>
+        <w:spacing w:after="120"/>
+        <w:jc w:val="both"/>
+      </w:pPr>
+      <w:r>
+        <w:rPr>
+          <w:rFonts w:ascii="Times New Roman" w:hAnsi="Times New Roman"/>
+          <w:i/>
+          <w:color w:val="FF0000"/>
+          <w:sz w:val="24"/>
+        </w:rPr>
+        <w:t>(г. 3):</w:t>
+      </w:r>
+      <w:r>
+        <w:rPr>
+          <w:rFonts w:ascii="Times New Roman" w:hAnsi="Times New Roman"/>
+          <w:sz w:val="24"/>
+        </w:rPr>
+        <w:t xml:space="preserve"> Вечірню пісню приносимо тобі, Христе,* з кадилом і піснями духовними:* Помилуй і спаси душі наші.</w:t>
+      </w:r>
+    </w:p>
+    <w:p>
+      <w:r>
+        <w:rPr>
+          <w:highlight w:val="darkGray"/>
+        </w:rPr>
+        <w:t>//вечірня/стиховня/стихири/2</w:t>
+      </w:r>
+    </w:p>
+    <w:p>
+      <w:pPr>
+        <w:spacing w:after="120"/>
+        <w:jc w:val="both"/>
+      </w:pPr>
+      <w:r>
+        <w:rPr>
+          <w:rFonts w:ascii="Times New Roman" w:hAnsi="Times New Roman"/>
+          <w:sz w:val="24"/>
+        </w:rPr>
+        <w:t>Спаси мене, Господи, Боже мій,* бо ти для всі</w:t>
+      </w:r>
+      <w:r>
+        <w:rPr>
+          <w:rFonts w:ascii="Times New Roman" w:hAnsi="Times New Roman"/>
+          <w:sz w:val="24"/>
+        </w:rPr>
+        <w:t>х спасіння.* Буря пристрастей хвилює мене* і тягар беззаконств моїх потопляє мене,* тож подай мені руку допомоги* і виведи мене до світла покаяння,* як єдиний милосердний і чоловіколюбний.</w:t>
+      </w:r>
+    </w:p>
+    <w:p>
+      <w:r>
+        <w:rPr>
+          <w:highlight w:val="darkGray"/>
+        </w:rPr>
+        <w:t>//вечірня/стиховня/стихири/3</w:t>
+      </w:r>
+    </w:p>
+    <w:p>
+      <w:pPr>
+        <w:spacing w:after="120"/>
+        <w:jc w:val="both"/>
+      </w:pPr>
+      <w:r>
+        <w:rPr>
+          <w:rFonts w:ascii="Times New Roman" w:hAnsi="Times New Roman"/>
+          <w:sz w:val="24"/>
+        </w:rPr>
+        <w:t>Велика, Господи, хреста твого сила!* Поставлений на одному місці, діє він у світі,* з рибалок зробивши апостолів, з поган – мучеників,* аби молилися за душі наші.</w:t>
+      </w:r>
+    </w:p>
+    <w:p>
+      <w:r>
+        <w:rPr>
+          <w:highlight w:val="darkGray"/>
+        </w:rPr>
+        <w:t>//вечірня/стиховня/стихири/4</w:t>
+      </w:r>
+    </w:p>
+    <w:p>
+      <w:pPr>
+        <w:spacing w:after="120"/>
+        <w:jc w:val="both"/>
+      </w:pPr>
+      <w:r>
+        <w:rPr>
+          <w:rFonts w:ascii="Times New Roman" w:hAnsi="Times New Roman"/>
+          <w:b/>
+          <w:sz w:val="24"/>
+        </w:rPr>
+        <w:t>Слава і нині</w:t>
+      </w:r>
+      <w:r>
+        <w:rPr>
+          <w:rFonts w:ascii="Times New Roman" w:hAnsi="Times New Roman"/>
+          <w:sz w:val="24"/>
+        </w:rPr>
+        <w:t>: Богородице,</w:t>
+      </w:r>
+      <w:r>
+        <w:rPr>
+          <w:rFonts w:ascii="Times New Roman" w:hAnsi="Times New Roman"/>
+          <w:sz w:val="24"/>
+        </w:rPr>
+        <w:t xml:space="preserve"> заступнице всіх, що до тебе моляться!* Тобою кріпимося і тобою хвалимося,* і в тобі все наше уповання!* Моли того, що з тебе народився,* за недостойних слуг твоїх.</w:t>
+      </w:r>
+    </w:p>
+    <w:p>
+      <w:pPr>
+        <w:pStyle w:val="Heading2"/>
+      </w:pPr>
+      <w:r>
+        <w:t>УТРЕНЯ</w:t>
+      </w:r>
+    </w:p>
+    <w:p>
+      <w:r>
+        <w:rPr>
+          <w:highlight w:val="darkGray"/>
+        </w:rPr>
+        <w:t>//утреня/сідальні_по_першому_славословї/1</w:t>
+      </w:r>
+    </w:p>
+    <w:p>
+      <w:pPr>
+        <w:spacing w:after="120"/>
+        <w:jc w:val="both"/>
+      </w:pPr>
+      <w:r>
+        <w:rPr>
+          <w:rFonts w:ascii="Times New Roman" w:hAnsi="Times New Roman"/>
+          <w:i/>
+          <w:color w:val="FF0000"/>
+          <w:sz w:val="24"/>
+        </w:rPr>
+        <w:t>(г. 3):</w:t>
+      </w:r>
+      <w:r>
+        <w:rPr>
+          <w:rFonts w:ascii="Times New Roman" w:hAnsi="Times New Roman"/>
+          <w:sz w:val="24"/>
+        </w:rPr>
+        <w:t xml:space="preserve"> Поки живеш на землі, душе моя, кайся,* бо порох у гробі не співає, ані з гріхів не звільняє;* тому</w:t>
+      </w:r>
+      <w:r>
+        <w:rPr>
+          <w:rFonts w:ascii="Times New Roman" w:hAnsi="Times New Roman"/>
+          <w:sz w:val="24"/>
+        </w:rPr>
+        <w:t xml:space="preserve"> заклич до Христа Бога:* Серцевідче, згрішила я перед тобою!* Та поки засудиш мене, пощади мене, Боже, і спаси!</w:t>
+      </w:r>
+    </w:p>
+    <w:p>
+      <w:r>
+        <w:rPr>
+          <w:highlight w:val="darkGray"/>
+        </w:rPr>
+        <w:t>//утреня/сідальні_по_першому_славословї/2</w:t>
+      </w:r>
+    </w:p>
+    <w:p>
+      <w:pPr>
+        <w:spacing w:after="120"/>
+        <w:jc w:val="both"/>
+      </w:pPr>
+      <w:r>
+        <w:rPr>
+          <w:rFonts w:ascii="Times New Roman" w:hAnsi="Times New Roman"/>
+          <w:b/>
+          <w:sz w:val="24"/>
+        </w:rPr>
+        <w:t>Слава і нині</w:t>
+      </w:r>
+      <w:r>
+        <w:rPr>
+          <w:rFonts w:ascii="Times New Roman" w:hAnsi="Times New Roman"/>
+          <w:sz w:val="24"/>
+        </w:rPr>
+        <w:t>: Захисте й сило наша, Богородице,* могутня помічнице світу!* Твоєю молитвою спаси слуг твоїх від усякої біди,* єдина Благословенна.</w:t>
+      </w:r>
+    </w:p>
+    <w:p>
+      <w:r>
+        <w:rPr>
+          <w:highlight w:val="darkGray"/>
+        </w:rPr>
+        <w:t>//утреня/сідальні_по_другому_славословї/1</w:t>
+      </w:r>
+    </w:p>
+    <w:p>
+      <w:pPr>
+        <w:spacing w:after="120"/>
+        <w:jc w:val="both"/>
+      </w:pPr>
+      <w:r>
+        <w:rPr>
+          <w:rFonts w:ascii="Times New Roman" w:hAnsi="Times New Roman"/>
+          <w:i/>
+          <w:color w:val="FF0000"/>
+          <w:sz w:val="24"/>
+        </w:rPr>
+        <w:t>(г. 3):</w:t>
+      </w:r>
+      <w:r>
+        <w:rPr>
+          <w:rFonts w:ascii="Times New Roman" w:hAnsi="Times New Roman"/>
+          <w:sz w:val="24"/>
+        </w:rPr>
+        <w:t xml:space="preserve"> На страшнім суді без скаржників* будемо ми обвинувачені і без свідків – засуджені,* бо розгорнуться книги сумління* і закриті вчинки будуть виявлені.* Тому, поки на тім всенароднім видовищі* будеш іспитувати всі мої вчинки, Боже,* очисти і спаси мене!</w:t>
+      </w:r>
+    </w:p>
+    <w:p>
+      <w:r>
+        <w:rPr>
+          <w:highlight w:val="darkGray"/>
+        </w:rPr>
+        <w:t>//утреня/сідальні_по_другому_славословї/2</w:t>
+      </w:r>
+    </w:p>
+    <w:p>
+      <w:pPr>
+        <w:spacing w:after="120"/>
+        <w:jc w:val="both"/>
+      </w:pPr>
+      <w:r>
+        <w:rPr>
+          <w:rFonts w:ascii="Times New Roman" w:hAnsi="Times New Roman"/>
+          <w:b/>
+          <w:sz w:val="24"/>
+        </w:rPr>
+        <w:t>Сла</w:t>
+      </w:r>
+      <w:r>
+        <w:rPr>
+          <w:rFonts w:ascii="Times New Roman" w:hAnsi="Times New Roman"/>
+          <w:b/>
+          <w:sz w:val="24"/>
+        </w:rPr>
+        <w:t>ва і нині</w:t>
+      </w:r>
+      <w:r>
+        <w:rPr>
+          <w:rFonts w:ascii="Times New Roman" w:hAnsi="Times New Roman"/>
+          <w:sz w:val="24"/>
+        </w:rPr>
+        <w:t>: Радуйся Маріє, Діво і Мати,* горо святая, едемський раю!* З тебе бо народився Христос Бог, безсіменне Слово,* з якого проросло світові життя.</w:t>
+      </w:r>
+    </w:p>
+    <w:p>
+      <w:r>
+        <w:rPr>
+          <w:highlight w:val="darkGray"/>
+        </w:rPr>
+        <w:t>//утреня/світильні/1</w:t>
+      </w:r>
+    </w:p>
+    <w:p>
+      <w:pPr>
+        <w:spacing w:after="120"/>
+        <w:jc w:val="both"/>
+      </w:pPr>
+      <w:r>
+        <w:rPr>
+          <w:rFonts w:ascii="Times New Roman" w:hAnsi="Times New Roman"/>
+          <w:sz w:val="24"/>
+        </w:rPr>
+        <w:t>Архангели й ангели, начала й господьства,* сили і власті, престоли, багатозорі херувими і шестокрильні серафими!* Моліться за нас, щоб визволились ми від бід і вогню невгасного.</w:t>
+      </w:r>
+    </w:p>
+    <w:p>
+      <w:r>
+        <w:rPr>
+          <w:highlight w:val="darkGray"/>
+        </w:rPr>
+        <w:t>//утреня/світильні/2</w:t>
+      </w:r>
+    </w:p>
+    <w:p>
+      <w:pPr>
+        <w:spacing w:after="120"/>
+        <w:jc w:val="both"/>
+      </w:pPr>
+      <w:r>
+        <w:rPr>
+          <w:rFonts w:ascii="Times New Roman" w:hAnsi="Times New Roman"/>
+          <w:b/>
+          <w:sz w:val="24"/>
+        </w:rPr>
+        <w:t>Слава і нині</w:t>
+      </w:r>
+      <w:r>
+        <w:rPr>
+          <w:rFonts w:ascii="Times New Roman" w:hAnsi="Times New Roman"/>
+          <w:sz w:val="24"/>
+        </w:rPr>
+        <w:t>: Ти мені заступниця, Пречиста,* кріпке заборол</w:t>
+      </w:r>
+      <w:r>
+        <w:rPr>
+          <w:rFonts w:ascii="Times New Roman" w:hAnsi="Times New Roman"/>
+          <w:sz w:val="24"/>
+        </w:rPr>
+        <w:t>о і провідниця світу,* тож до тебе припадаю і кличу:* Визволь мене, Діво, від лютих бід та звільни від вічного вогню,* бо на тебе надіюся.</w:t>
+      </w:r>
+    </w:p>
+    <w:p>
+      <w:r>
+        <w:rPr>
+          <w:highlight w:val="darkGray"/>
+        </w:rPr>
+        <w:t>//утреня/стиховня/стихири/1</w:t>
+      </w:r>
+    </w:p>
+    <w:p>
+      <w:pPr>
+        <w:spacing w:after="120"/>
+        <w:jc w:val="both"/>
+      </w:pPr>
+      <w:r>
+        <w:rPr>
+          <w:rFonts w:ascii="Times New Roman" w:hAnsi="Times New Roman"/>
+          <w:i/>
+          <w:color w:val="FF0000"/>
+          <w:sz w:val="24"/>
+        </w:rPr>
+        <w:t>(г. 3):</w:t>
+      </w:r>
+      <w:r>
+        <w:rPr>
+          <w:rFonts w:ascii="Times New Roman" w:hAnsi="Times New Roman"/>
+          <w:sz w:val="24"/>
+        </w:rPr>
+        <w:t xml:space="preserve"> Розгублений мій ум зосереди, Господи,* і запустіле моє серце очисти,* даючи мені, як і Петрові, покаяння,* як митареві – зітхання,* та, як блудній жінці – сльози,* щоб кликати до тебе сильним голосом:* Боже, спаси мене, як єдиний добросердий і чоловіколюб</w:t>
+      </w:r>
+      <w:r>
+        <w:rPr>
+          <w:rFonts w:ascii="Times New Roman" w:hAnsi="Times New Roman"/>
+          <w:sz w:val="24"/>
+        </w:rPr>
+        <w:t>ець!</w:t>
+      </w:r>
+    </w:p>
+    <w:p>
+      <w:r>
+        <w:rPr>
+          <w:highlight w:val="darkGray"/>
+        </w:rPr>
+        <w:t>//утреня/стиховня/стихири/2</w:t>
+      </w:r>
+    </w:p>
+    <w:p>
+      <w:pPr>
+        <w:spacing w:after="120"/>
+        <w:jc w:val="both"/>
+      </w:pPr>
+      <w:r>
+        <w:rPr>
+          <w:rFonts w:ascii="Times New Roman" w:hAnsi="Times New Roman"/>
+          <w:i/>
+          <w:color w:val="FF0000"/>
+          <w:sz w:val="24"/>
+        </w:rPr>
+        <w:t>Стих:</w:t>
+      </w:r>
+      <w:r>
+        <w:rPr>
+          <w:rFonts w:ascii="Times New Roman" w:hAnsi="Times New Roman"/>
+          <w:i/>
+          <w:sz w:val="24"/>
+        </w:rPr>
+        <w:t xml:space="preserve"> </w:t>
+      </w:r>
+      <w:r>
+        <w:rPr>
+          <w:rFonts w:ascii="Times New Roman" w:hAnsi="Times New Roman"/>
+          <w:sz w:val="24"/>
+          <w:u w:val="single"/>
+        </w:rPr>
+        <w:t>Насити нас уранці милістю твоєю, Господи, щоб ми раділи й веселились по всі дні наші. Звесели нас мірою днів, за яких ти засмутив нас, мірою літ, що в них ми зазнали горя.* Нехай виявиться твоїм слугам твоє діло, і слава твоя – їхнім дітям.</w:t>
+      </w:r>
+    </w:p>
+    <w:p>
+      <w:r>
+        <w:rPr>
+          <w:highlight w:val="darkGray"/>
+        </w:rPr>
+        <w:t>//утреня/стиховня/стихири/3</w:t>
+      </w:r>
+    </w:p>
+    <w:p>
+      <w:pPr>
+        <w:spacing w:after="120"/>
+        <w:jc w:val="both"/>
+      </w:pPr>
+      <w:r>
+        <w:rPr>
+          <w:rFonts w:ascii="Times New Roman" w:hAnsi="Times New Roman"/>
+          <w:sz w:val="24"/>
+        </w:rPr>
+        <w:t>Звер</w:t>
+      </w:r>
+      <w:r>
+        <w:rPr>
+          <w:rFonts w:ascii="Times New Roman" w:hAnsi="Times New Roman"/>
+          <w:sz w:val="24"/>
+        </w:rPr>
+        <w:t>шуючи часто молитву,* бачимо, що гріх вчиняємо,* бо устами пісні співаємо, душею ж думаємо про нісенітне.* Обоє, Христе, виправ покаянням і спаси нас.</w:t>
+      </w:r>
+    </w:p>
+    <w:p>
+      <w:r>
+        <w:rPr>
+          <w:highlight w:val="darkGray"/>
+        </w:rPr>
+        <w:t>//утреня/стиховня/стихири/4</w:t>
+      </w:r>
+    </w:p>
+    <w:p>
+      <w:pPr>
+        <w:spacing w:after="120"/>
+        <w:jc w:val="both"/>
+      </w:pPr>
+      <w:r>
+        <w:rPr>
+          <w:rFonts w:ascii="Times New Roman" w:hAnsi="Times New Roman"/>
+          <w:i/>
+          <w:color w:val="FF0000"/>
+          <w:sz w:val="24"/>
+        </w:rPr>
+        <w:t>Стих:</w:t>
+      </w:r>
+      <w:r>
+        <w:rPr>
+          <w:rFonts w:ascii="Times New Roman" w:hAnsi="Times New Roman"/>
+          <w:i/>
+          <w:sz w:val="24"/>
+        </w:rPr>
+        <w:t xml:space="preserve"> </w:t>
+      </w:r>
+      <w:r>
+        <w:rPr>
+          <w:rFonts w:ascii="Times New Roman" w:hAnsi="Times New Roman"/>
+          <w:sz w:val="24"/>
+          <w:u w:val="single"/>
+        </w:rPr>
+        <w:t>І ласка Господа, Бога нашого, нехай буде над нами,* і стверди діло рук наших; стверди його – діло р</w:t>
+      </w:r>
+      <w:r>
+        <w:rPr>
+          <w:rFonts w:ascii="Times New Roman" w:hAnsi="Times New Roman"/>
+          <w:sz w:val="24"/>
+          <w:u w:val="single"/>
+        </w:rPr>
+        <w:t>ук наших.</w:t>
+      </w:r>
+    </w:p>
+    <w:p>
+      <w:r>
+        <w:rPr>
+          <w:highlight w:val="darkGray"/>
+        </w:rPr>
+        <w:t>//утреня/стиховня/стихири/5</w:t>
+      </w:r>
+    </w:p>
+    <w:p>
+      <w:pPr>
+        <w:spacing w:after="120"/>
+        <w:jc w:val="both"/>
+      </w:pPr>
+      <w:r>
+        <w:rPr>
+          <w:rFonts w:ascii="Times New Roman" w:hAnsi="Times New Roman"/>
+          <w:sz w:val="24"/>
+        </w:rPr>
+        <w:t>Прийдіть, усі люди,* пошануймо пам'ять святих страстотерпців,* вони бо, ставши подивом для ангелів і людей,* прийняли від Христа перемогу* і моляться за душі наші.</w:t>
+      </w:r>
+    </w:p>
+    <w:p>
+      <w:r>
+        <w:rPr>
+          <w:highlight w:val="darkGray"/>
+        </w:rPr>
+        <w:t>//утреня/стиховня/стихири/6</w:t>
+      </w:r>
+    </w:p>
+    <w:p>
+      <w:pPr>
+        <w:spacing w:after="120"/>
+        <w:jc w:val="both"/>
+      </w:pPr>
+      <w:r>
+        <w:rPr>
+          <w:rFonts w:ascii="Times New Roman" w:hAnsi="Times New Roman"/>
+          <w:b/>
+          <w:sz w:val="24"/>
+        </w:rPr>
+        <w:t>Слава і нині</w:t>
+      </w:r>
+      <w:r>
+        <w:rPr>
+          <w:rFonts w:ascii="Times New Roman" w:hAnsi="Times New Roman"/>
+          <w:sz w:val="24"/>
+        </w:rPr>
+        <w:t>: Бувши святою, первопречистою славою небесних хорів,* похвалою апосто</w:t>
+      </w:r>
+      <w:r>
+        <w:rPr>
+          <w:rFonts w:ascii="Times New Roman" w:hAnsi="Times New Roman"/>
+          <w:sz w:val="24"/>
+        </w:rPr>
+        <w:t>лів і здійсненням пророків,* прийми, Владичице, наші моління.</w:t>
+      </w:r>
+    </w:p>
+    <w:p>
+      <w:pPr>
+        <w:pStyle w:val="Heading1"/>
+      </w:pPr>
+      <w:r>
+        <w:t>Глас 3 - ВВ</w:t>
+      </w:r>
+    </w:p>
+    <w:p>
+      <w:r>
+        <w:rPr>
+          <w:highlight w:val="darkGray"/>
+        </w:rPr>
+        <w:t>/октоїх/3/ВВ</w:t>
+      </w:r>
+    </w:p>
+    <w:p>
+      <w:pPr>
+        <w:pStyle w:val="Heading2"/>
+      </w:pPr>
+      <w:r>
+        <w:t>ВЕЧІРНЯ</w:t>
+      </w:r>
+    </w:p>
+    <w:p>
+      <w:pPr>
+        <w:pStyle w:val="Heading3"/>
+      </w:pPr>
+      <w:r>
+        <w:rPr>
+          <w:highlight w:val="darkGray"/>
+        </w:rPr>
+        <w:t>//вечірня/господи_взиваю</w:t>
+      </w:r>
+    </w:p>
+    <w:p>
+      <w:r>
+        <w:rPr>
+          <w:highlight w:val="darkGray"/>
+        </w:rPr>
+        <w:t>//вечірня/господи_взиваю/стихири/1</w:t>
+      </w:r>
+    </w:p>
+    <w:p>
+      <w:pPr>
+        <w:spacing w:after="120"/>
+        <w:jc w:val="both"/>
+      </w:pPr>
+      <w:r>
+        <w:rPr>
+          <w:rFonts w:ascii="Times New Roman" w:hAnsi="Times New Roman"/>
+          <w:i/>
+          <w:color w:val="FF0000"/>
+          <w:sz w:val="24"/>
+        </w:rPr>
+        <w:t>(г. 3):</w:t>
+      </w:r>
+      <w:r>
+        <w:rPr>
+          <w:rFonts w:ascii="Times New Roman" w:hAnsi="Times New Roman"/>
+          <w:sz w:val="24"/>
+        </w:rPr>
+        <w:t xml:space="preserve"> Побачивши в мені багатоликий змій лінивство до діл добрих* і схильність до злого й ще гіршого,* перемінюється і показує грішну принаду:* своє лихе діяння, суперечне Божим заповідям.* Тому й зводить мене, Христе, лукавою схильністю,* щоб зло приймати як до</w:t>
+      </w:r>
+      <w:r>
+        <w:rPr>
+          <w:rFonts w:ascii="Times New Roman" w:hAnsi="Times New Roman"/>
+          <w:sz w:val="24"/>
+        </w:rPr>
+        <w:t>бро.</w:t>
+      </w:r>
+    </w:p>
+    <w:p>
+      <w:r>
+        <w:rPr>
+          <w:highlight w:val="darkGray"/>
+        </w:rPr>
+        <w:t>//вечірня/господи_взиваю/стихири/2</w:t>
+      </w:r>
+    </w:p>
+    <w:p>
+      <w:pPr>
+        <w:spacing w:after="120"/>
+        <w:jc w:val="both"/>
+      </w:pPr>
+      <w:r>
+        <w:rPr>
+          <w:rFonts w:ascii="Times New Roman" w:hAnsi="Times New Roman"/>
+          <w:sz w:val="24"/>
+        </w:rPr>
+        <w:t>Всякою беззаконною і гріховною дорогою* ішли ми охоче, залишивши оту добру до кінця.* Та нині, наблизившись до воріт сме</w:t>
+      </w:r>
+      <w:r>
+        <w:rPr>
+          <w:rFonts w:ascii="Times New Roman" w:hAnsi="Times New Roman"/>
+          <w:sz w:val="24"/>
+        </w:rPr>
+        <w:t>рти, зажурені кличемо:* Дорого нашого життя, Ісусе наш предобрий,* спаси нас, навернувши на шлях справжнього покаяння!* Дай нам поправу та перед смертю сподоби нас божественного прощення.</w:t>
+      </w:r>
+    </w:p>
+    <w:p>
+      <w:r>
+        <w:rPr>
+          <w:highlight w:val="darkGray"/>
+        </w:rPr>
+        <w:t>//вечірня/господи_взиваю/стихири/3</w:t>
+      </w:r>
+    </w:p>
+    <w:p>
+      <w:pPr>
+        <w:spacing w:after="120"/>
+        <w:jc w:val="both"/>
+      </w:pPr>
+      <w:r>
+        <w:rPr>
+          <w:rFonts w:ascii="Times New Roman" w:hAnsi="Times New Roman"/>
+          <w:sz w:val="24"/>
+        </w:rPr>
+        <w:t>Умертвлені всілякими гріхами* і безліччю провин та й великим нечестям,* лежимо як отой безпомічний мертвець.* Але живе в нас єдина надія на твоє милосердя,* бо ти, Христе, даєш мертвим життя і дихання,* та умертвляєш пр</w:t>
+      </w:r>
+      <w:r>
+        <w:rPr>
+          <w:rFonts w:ascii="Times New Roman" w:hAnsi="Times New Roman"/>
+          <w:sz w:val="24"/>
+        </w:rPr>
+        <w:t>истрасті, що нас умертвили.* Тому завчасно вихопи нас від вічної смерти.</w:t>
+      </w:r>
+    </w:p>
+    <w:p>
+      <w:r>
+        <w:rPr>
+          <w:highlight w:val="darkGray"/>
+        </w:rPr>
+        <w:t>//вечірня/стиховня/стихири/1</w:t>
+      </w:r>
+    </w:p>
+    <w:p>
+      <w:pPr>
+        <w:spacing w:after="120"/>
+        <w:jc w:val="both"/>
+      </w:pPr>
+      <w:r>
+        <w:rPr>
+          <w:rFonts w:ascii="Times New Roman" w:hAnsi="Times New Roman"/>
+          <w:i/>
+          <w:color w:val="FF0000"/>
+          <w:sz w:val="24"/>
+        </w:rPr>
+        <w:t>(г. 3):</w:t>
+      </w:r>
+      <w:r>
+        <w:rPr>
+          <w:rFonts w:ascii="Times New Roman" w:hAnsi="Times New Roman"/>
+          <w:sz w:val="24"/>
+        </w:rPr>
+        <w:t xml:space="preserve"> Вечірню пісню приносимо тобі, Христе,* з кадилом і піснями духовними:* Помилуй і спаси душі наші.</w:t>
+      </w:r>
+    </w:p>
+    <w:p>
+      <w:r>
+        <w:rPr>
+          <w:highlight w:val="darkGray"/>
+        </w:rPr>
+        <w:t>//вечірня/стиховня/стихири/2</w:t>
+      </w:r>
+    </w:p>
+    <w:p>
+      <w:pPr>
+        <w:spacing w:after="120"/>
+        <w:jc w:val="both"/>
+      </w:pPr>
+      <w:r>
+        <w:rPr>
+          <w:rFonts w:ascii="Times New Roman" w:hAnsi="Times New Roman"/>
+          <w:sz w:val="24"/>
+        </w:rPr>
+        <w:t>Спаси мене, Господи, Боже мій,* бо ти для всі</w:t>
+      </w:r>
+      <w:r>
+        <w:rPr>
+          <w:rFonts w:ascii="Times New Roman" w:hAnsi="Times New Roman"/>
+          <w:sz w:val="24"/>
+        </w:rPr>
+        <w:t>х спасіння.* Буря пристрастей хвилює мене* і тягар беззаконств моїх потопляє мене,* тож подай мені руку допомоги* і виведи мене до світла покаяння,* як єдиний милосердний і чоловіколюбний.</w:t>
+      </w:r>
+    </w:p>
+    <w:p>
+      <w:r>
+        <w:rPr>
+          <w:highlight w:val="darkGray"/>
+        </w:rPr>
+        <w:t>//вечірня/стиховня/стихири/3</w:t>
+      </w:r>
+    </w:p>
+    <w:p>
+      <w:pPr>
+        <w:spacing w:after="120"/>
+        <w:jc w:val="both"/>
+      </w:pPr>
+      <w:r>
+        <w:rPr>
+          <w:rFonts w:ascii="Times New Roman" w:hAnsi="Times New Roman"/>
+          <w:sz w:val="24"/>
+        </w:rPr>
+        <w:t>Велика мучеників твоїх сила;* хоч у гробі лежать, проганяють духів,* і знищили владу ворожу,* вірою троїчною змагаючись за побожність.</w:t>
+      </w:r>
+    </w:p>
+    <w:p>
+      <w:r>
+        <w:rPr>
+          <w:highlight w:val="darkGray"/>
+        </w:rPr>
+        <w:t>//вечірня/стиховня/стихири/4</w:t>
+      </w:r>
+    </w:p>
+    <w:p>
+      <w:pPr>
+        <w:spacing w:after="120"/>
+        <w:jc w:val="both"/>
+      </w:pPr>
+      <w:r>
+        <w:rPr>
+          <w:rFonts w:ascii="Times New Roman" w:hAnsi="Times New Roman"/>
+          <w:b/>
+          <w:sz w:val="24"/>
+        </w:rPr>
+        <w:t>Слава і нині</w:t>
+      </w:r>
+      <w:r>
+        <w:rPr>
+          <w:rFonts w:ascii="Times New Roman" w:hAnsi="Times New Roman"/>
+          <w:sz w:val="24"/>
+        </w:rPr>
+        <w:t>: Пресвята між жінками Богородице,* Мати,</w:t>
+      </w:r>
+      <w:r>
+        <w:rPr>
+          <w:rFonts w:ascii="Times New Roman" w:hAnsi="Times New Roman"/>
+          <w:sz w:val="24"/>
+        </w:rPr>
+        <w:t xml:space="preserve"> що не знала мужа!* Моли того, кого ти породила − Царя і Бога,* щоб спас нас, як чоловіколюбець.</w:t>
+      </w:r>
+    </w:p>
+    <w:p>
+      <w:pPr>
+        <w:pStyle w:val="Heading2"/>
+      </w:pPr>
+      <w:r>
+        <w:t>УТРЕНЯ</w:t>
+      </w:r>
+    </w:p>
+    <w:p>
+      <w:r>
+        <w:rPr>
+          <w:highlight w:val="darkGray"/>
+        </w:rPr>
+        <w:t>//утреня/сідальні_по_першому_славословї/1</w:t>
+      </w:r>
+    </w:p>
+    <w:p>
+      <w:pPr>
+        <w:spacing w:after="120"/>
+        <w:jc w:val="both"/>
+      </w:pPr>
+      <w:r>
+        <w:rPr>
+          <w:rFonts w:ascii="Times New Roman" w:hAnsi="Times New Roman"/>
+          <w:i/>
+          <w:color w:val="FF0000"/>
+          <w:sz w:val="24"/>
+        </w:rPr>
+        <w:t>(г. 3):</w:t>
+      </w:r>
+      <w:r>
+        <w:rPr>
+          <w:rFonts w:ascii="Times New Roman" w:hAnsi="Times New Roman"/>
+          <w:sz w:val="24"/>
+        </w:rPr>
+        <w:t xml:space="preserve"> Доки, душе моя, перебуватимеш у гріхах?* Доки відкладатимеш покаяння?* Згадай грядущий суд і закли</w:t>
+      </w:r>
+      <w:r>
+        <w:rPr>
+          <w:rFonts w:ascii="Times New Roman" w:hAnsi="Times New Roman"/>
+          <w:sz w:val="24"/>
+        </w:rPr>
+        <w:t>ч до Христа Бога:* Серцевідче, згрішила я!* Безгрішний Господи, помилуй мене!</w:t>
+      </w:r>
+    </w:p>
+    <w:p>
+      <w:r>
+        <w:rPr>
+          <w:highlight w:val="darkGray"/>
+        </w:rPr>
+        <w:t>//утреня/сідальні_по_першому_славословї/2</w:t>
+      </w:r>
+    </w:p>
+    <w:p>
+      <w:pPr>
+        <w:spacing w:after="120"/>
+        <w:jc w:val="both"/>
+      </w:pPr>
+      <w:r>
+        <w:rPr>
+          <w:rFonts w:ascii="Times New Roman" w:hAnsi="Times New Roman"/>
+          <w:b/>
+          <w:sz w:val="24"/>
+        </w:rPr>
+        <w:t>Слава і нині</w:t>
+      </w:r>
+      <w:r>
+        <w:rPr>
+          <w:rFonts w:ascii="Times New Roman" w:hAnsi="Times New Roman"/>
+          <w:sz w:val="24"/>
+        </w:rPr>
+        <w:t>: Красотою твого дівицтва* і пресвітлою чистотою твоєю здивувався Гавриїл* і до тебе закликав: Богородице! Яку похвалу принесу тобі достойну?* І як тебе назву? Не мож</w:t>
+      </w:r>
+      <w:r>
+        <w:rPr>
+          <w:rFonts w:ascii="Times New Roman" w:hAnsi="Times New Roman"/>
+          <w:sz w:val="24"/>
+        </w:rPr>
+        <w:t>у збагнути й жахаюся,* тому, як і доручено мені, кличу до тебе:* Радуйся, Благодатна!</w:t>
+      </w:r>
+    </w:p>
+    <w:p>
+      <w:r>
+        <w:rPr>
+          <w:highlight w:val="darkGray"/>
+        </w:rPr>
+        <w:t>//утреня/сідальні_по_другому_славословї/1</w:t>
+      </w:r>
+    </w:p>
+    <w:p>
+      <w:pPr>
+        <w:spacing w:after="120"/>
+        <w:jc w:val="both"/>
+      </w:pPr>
+      <w:r>
+        <w:rPr>
+          <w:rFonts w:ascii="Times New Roman" w:hAnsi="Times New Roman"/>
+          <w:i/>
+          <w:color w:val="FF0000"/>
+          <w:sz w:val="24"/>
+        </w:rPr>
+        <w:t>(г. 3):</w:t>
+      </w:r>
+      <w:r>
+        <w:rPr>
+          <w:rFonts w:ascii="Times New Roman" w:hAnsi="Times New Roman"/>
+          <w:sz w:val="24"/>
+        </w:rPr>
+        <w:t xml:space="preserve"> Господи, ти знаєш безодню моїх прогріхів;* як Петрові, подай і мені руку допомоги і спаси мене.</w:t>
+      </w:r>
+    </w:p>
+    <w:p>
+      <w:r>
+        <w:rPr>
+          <w:highlight w:val="darkGray"/>
+        </w:rPr>
+        <w:t>//утреня/сідальні_по_другому_славословї/2</w:t>
+      </w:r>
+    </w:p>
+    <w:p>
+      <w:pPr>
+        <w:spacing w:after="120"/>
+        <w:jc w:val="both"/>
+      </w:pPr>
+      <w:r>
+        <w:rPr>
+          <w:rFonts w:ascii="Times New Roman" w:hAnsi="Times New Roman"/>
+          <w:b/>
+          <w:sz w:val="24"/>
+        </w:rPr>
+        <w:t>Слава і нині</w:t>
+      </w:r>
+      <w:r>
+        <w:rPr>
+          <w:rFonts w:ascii="Times New Roman" w:hAnsi="Times New Roman"/>
+          <w:sz w:val="24"/>
+        </w:rPr>
+        <w:t xml:space="preserve">: Прийми, Владичице тих, що з вірою прибігають під твій покров,* і не відкинь, о Добра, ані не погорди нами, що молимось у покаянні.* Прийми з наших уст недостойних молитву* і своїм посередництвом визволи з сітей,* щоб сміливо ми кликали до тебе: Радуйся, </w:t>
+      </w:r>
+      <w:r>
+        <w:rPr>
+          <w:rFonts w:ascii="Times New Roman" w:hAnsi="Times New Roman"/>
+          <w:sz w:val="24"/>
+        </w:rPr>
+        <w:t>Благодатна!</w:t>
+      </w:r>
+    </w:p>
+    <w:p>
+      <w:r>
+        <w:rPr>
+          <w:highlight w:val="darkGray"/>
+        </w:rPr>
+        <w:t>//утреня/світильні/1</w:t>
+      </w:r>
+    </w:p>
+    <w:p>
+      <w:pPr>
+        <w:spacing w:after="120"/>
+        <w:jc w:val="both"/>
+      </w:pPr>
+      <w:r>
+        <w:rPr>
+          <w:rFonts w:ascii="Times New Roman" w:hAnsi="Times New Roman"/>
+          <w:sz w:val="24"/>
+        </w:rPr>
+        <w:t>Пророче преславний і Предтече благодати!* Ти проповідував усім покаяння на спасіння* і показав, блаженний, Агнця, що бере гріхи світу.* Моли його нині, щоб він помилував світ.</w:t>
+      </w:r>
+    </w:p>
+    <w:p>
+      <w:r>
+        <w:rPr>
+          <w:highlight w:val="darkGray"/>
+        </w:rPr>
+        <w:t>//утреня/світильні/2</w:t>
+      </w:r>
+    </w:p>
+    <w:p>
+      <w:pPr>
+        <w:spacing w:after="120"/>
+        <w:jc w:val="both"/>
+      </w:pPr>
+      <w:r>
+        <w:rPr>
+          <w:rFonts w:ascii="Times New Roman" w:hAnsi="Times New Roman"/>
+          <w:b/>
+          <w:sz w:val="24"/>
+        </w:rPr>
+        <w:t>Слава і нині</w:t>
+      </w:r>
+      <w:r>
+        <w:rPr>
+          <w:rFonts w:ascii="Times New Roman" w:hAnsi="Times New Roman"/>
+          <w:sz w:val="24"/>
+        </w:rPr>
+        <w:t>: Тебе, Діво, сповістили всі пророки.* Давид назвав тебе горою і кор</w:t>
+      </w:r>
+      <w:r>
+        <w:rPr>
+          <w:rFonts w:ascii="Times New Roman" w:hAnsi="Times New Roman"/>
+          <w:sz w:val="24"/>
+        </w:rPr>
+        <w:t>аблем, і світильником,* і драбиною, і мостом, і посудиною, що носить манну,* і палицею розквітлою,* а ми тебе, як Богородицю, гідно почитаємо.</w:t>
+      </w:r>
+    </w:p>
+    <w:p>
+      <w:r>
+        <w:rPr>
+          <w:highlight w:val="darkGray"/>
+        </w:rPr>
+        <w:t>//утреня/стиховня/стихири/1</w:t>
+      </w:r>
+    </w:p>
+    <w:p>
+      <w:pPr>
+        <w:spacing w:after="120"/>
+        <w:jc w:val="both"/>
+      </w:pPr>
+      <w:r>
+        <w:rPr>
+          <w:rFonts w:ascii="Times New Roman" w:hAnsi="Times New Roman"/>
+          <w:i/>
+          <w:color w:val="FF0000"/>
+          <w:sz w:val="24"/>
+        </w:rPr>
+        <w:t>(г. 3):</w:t>
+      </w:r>
+      <w:r>
+        <w:rPr>
+          <w:rFonts w:ascii="Times New Roman" w:hAnsi="Times New Roman"/>
+          <w:sz w:val="24"/>
+        </w:rPr>
+        <w:t xml:space="preserve"> Розгублений мій ум зосереди, Господи,* запустіле моє серце очисти,* даючи мені, як і Петрові, покаяння,* як митареві – зітхання,* та, як блудній жінці – сльози,* щоб кликати до тебе сильним голосом:* Боже, спаси мене, як єдиний добросердий і чоловіколюбец</w:t>
+      </w:r>
+      <w:r>
+        <w:rPr>
+          <w:rFonts w:ascii="Times New Roman" w:hAnsi="Times New Roman"/>
+          <w:sz w:val="24"/>
+        </w:rPr>
+        <w:t>ь!</w:t>
+      </w:r>
+    </w:p>
+    <w:p>
+      <w:r>
+        <w:rPr>
+          <w:highlight w:val="darkGray"/>
+        </w:rPr>
+        <w:t>//утреня/стиховня/стихири/2</w:t>
+      </w:r>
+    </w:p>
+    <w:p>
+      <w:pPr>
+        <w:spacing w:after="120"/>
+        <w:jc w:val="both"/>
+      </w:pPr>
+      <w:r>
+        <w:rPr>
+          <w:rFonts w:ascii="Times New Roman" w:hAnsi="Times New Roman"/>
+          <w:i/>
+          <w:color w:val="FF0000"/>
+          <w:sz w:val="24"/>
+        </w:rPr>
+        <w:t>Стих:</w:t>
+      </w:r>
+      <w:r>
+        <w:rPr>
+          <w:rFonts w:ascii="Times New Roman" w:hAnsi="Times New Roman"/>
+          <w:i/>
+          <w:sz w:val="24"/>
+        </w:rPr>
+        <w:t xml:space="preserve"> </w:t>
+      </w:r>
+      <w:r>
+        <w:rPr>
+          <w:rFonts w:ascii="Times New Roman" w:hAnsi="Times New Roman"/>
+          <w:sz w:val="24"/>
+          <w:u w:val="single"/>
+        </w:rPr>
+        <w:t>Насити нас уранці милістю твоєю, Господи, щоб ми раділи й веселились по всі дні наші. Звесели нас мірою днів, за яких ти засмутив нас, мірою літ, що в них ми зазнали горя.* Нехай виявиться твоїм слугам твоє діло, і слава твоя – їхнім дітям.</w:t>
+      </w:r>
+    </w:p>
+    <w:p>
+      <w:r>
+        <w:rPr>
+          <w:highlight w:val="darkGray"/>
+        </w:rPr>
+        <w:t>//утреня/стиховня/стихири/3</w:t>
+      </w:r>
+    </w:p>
+    <w:p>
+      <w:pPr>
+        <w:spacing w:after="120"/>
+        <w:jc w:val="both"/>
+      </w:pPr>
+      <w:r>
+        <w:rPr>
+          <w:rFonts w:ascii="Times New Roman" w:hAnsi="Times New Roman"/>
+          <w:sz w:val="24"/>
+        </w:rPr>
+        <w:t>Звершу</w:t>
+      </w:r>
+      <w:r>
+        <w:rPr>
+          <w:rFonts w:ascii="Times New Roman" w:hAnsi="Times New Roman"/>
+          <w:sz w:val="24"/>
+        </w:rPr>
+        <w:t>ючи часто молитву,* бачимо, що гріх вчиняємо,* бо устами пісні співаємо, душею ж думаємо про нісенітне.* Обоє, Христе, виправ покаянням і спаси нас.</w:t>
+      </w:r>
+    </w:p>
+    <w:p>
+      <w:r>
+        <w:rPr>
+          <w:highlight w:val="darkGray"/>
+        </w:rPr>
+        <w:t>//утреня/стиховня/стихири/4</w:t>
+      </w:r>
+    </w:p>
+    <w:p>
+      <w:pPr>
+        <w:spacing w:after="120"/>
+        <w:jc w:val="both"/>
+      </w:pPr>
+      <w:r>
+        <w:rPr>
+          <w:rFonts w:ascii="Times New Roman" w:hAnsi="Times New Roman"/>
+          <w:i/>
+          <w:color w:val="FF0000"/>
+          <w:sz w:val="24"/>
+        </w:rPr>
+        <w:t>Стих:</w:t>
+      </w:r>
+      <w:r>
+        <w:rPr>
+          <w:rFonts w:ascii="Times New Roman" w:hAnsi="Times New Roman"/>
+          <w:i/>
+          <w:sz w:val="24"/>
+        </w:rPr>
+        <w:t xml:space="preserve"> </w:t>
+      </w:r>
+      <w:r>
+        <w:rPr>
+          <w:rFonts w:ascii="Times New Roman" w:hAnsi="Times New Roman"/>
+          <w:sz w:val="24"/>
+          <w:u w:val="single"/>
+        </w:rPr>
+        <w:t>І ласка Господа, Бога нашого, нехай буде над нами,* і стверди діло рук наших; стверди його – діло рук</w:t>
+      </w:r>
+      <w:r>
+        <w:rPr>
+          <w:rFonts w:ascii="Times New Roman" w:hAnsi="Times New Roman"/>
+          <w:sz w:val="24"/>
+          <w:u w:val="single"/>
+        </w:rPr>
+        <w:t xml:space="preserve"> наших.</w:t>
+      </w:r>
+    </w:p>
+    <w:p>
+      <w:r>
+        <w:rPr>
+          <w:highlight w:val="darkGray"/>
+        </w:rPr>
+        <w:t>//утреня/стиховня/стихири/5</w:t>
+      </w:r>
+    </w:p>
+    <w:p>
+      <w:pPr>
+        <w:spacing w:after="120"/>
+        <w:jc w:val="both"/>
+      </w:pPr>
+      <w:r>
+        <w:rPr>
+          <w:rFonts w:ascii="Times New Roman" w:hAnsi="Times New Roman"/>
+          <w:sz w:val="24"/>
+        </w:rPr>
+        <w:t>Відкинувши страх царів і мучителів, воїни Христові,* сміливо і мужньо визнавши його,* володаря всього, Бога й Царя нашого,* моляться за душі наші.</w:t>
+      </w:r>
+    </w:p>
+    <w:p>
+      <w:r>
+        <w:rPr>
+          <w:highlight w:val="darkGray"/>
+        </w:rPr>
+        <w:t>//утреня/стиховня/стихири/6</w:t>
+      </w:r>
+    </w:p>
+    <w:p>
+      <w:pPr>
+        <w:spacing w:after="120"/>
+        <w:jc w:val="both"/>
+      </w:pPr>
+      <w:r>
+        <w:rPr>
+          <w:rFonts w:ascii="Times New Roman" w:hAnsi="Times New Roman"/>
+          <w:b/>
+          <w:sz w:val="24"/>
+        </w:rPr>
+        <w:t>Слава і нині</w:t>
+      </w:r>
+      <w:r>
+        <w:rPr>
+          <w:rFonts w:ascii="Times New Roman" w:hAnsi="Times New Roman"/>
+          <w:sz w:val="24"/>
+        </w:rPr>
+        <w:t xml:space="preserve">: Безсіменно зачала ти від Духа Святого,* тому, прославляючи, кличемо до тебе:* Радуйся, </w:t>
+      </w:r>
+      <w:r>
+        <w:rPr>
+          <w:rFonts w:ascii="Times New Roman" w:hAnsi="Times New Roman"/>
+          <w:sz w:val="24"/>
+        </w:rPr>
+        <w:t>Пресвята Діво!</w:t>
+      </w:r>
+    </w:p>
+    <w:p>
+      <w:pPr>
+        <w:pStyle w:val="Heading1"/>
+      </w:pPr>
+      <w:r>
+        <w:t>Глас 3 - СР</w:t>
+      </w:r>
+    </w:p>
+    <w:p>
+      <w:r>
+        <w:rPr>
+          <w:highlight w:val="darkGray"/>
+        </w:rPr>
+        <w:t>/октоїх/3/СР</w:t>
+      </w:r>
+    </w:p>
+    <w:p>
+      <w:pPr>
+        <w:pStyle w:val="Heading2"/>
+      </w:pPr>
+      <w:r>
+        <w:t>ВЕЧІРНЯ</w:t>
+      </w:r>
+    </w:p>
+    <w:p>
+      <w:pPr>
+        <w:pStyle w:val="Heading3"/>
+      </w:pPr>
+      <w:r>
+        <w:rPr>
+          <w:highlight w:val="darkGray"/>
+        </w:rPr>
+        <w:t>//вечірня/господи_взиваю</w:t>
+      </w:r>
+    </w:p>
+    <w:p>
+      <w:r>
+        <w:rPr>
+          <w:highlight w:val="darkGray"/>
+        </w:rPr>
+        <w:t>//вечірня/господи_взиваю/стихири/1</w:t>
+      </w:r>
+    </w:p>
+    <w:p>
+      <w:pPr>
+        <w:spacing w:after="120"/>
+        <w:jc w:val="both"/>
+      </w:pPr>
+      <w:r>
+        <w:rPr>
+          <w:rFonts w:ascii="Times New Roman" w:hAnsi="Times New Roman"/>
+          <w:i/>
+          <w:color w:val="FF0000"/>
+          <w:sz w:val="24"/>
+        </w:rPr>
+        <w:t>(г. 3):</w:t>
+      </w:r>
+      <w:r>
+        <w:rPr>
+          <w:rFonts w:ascii="Times New Roman" w:hAnsi="Times New Roman"/>
+          <w:sz w:val="24"/>
+        </w:rPr>
+        <w:t xml:space="preserve"> Створіння освятилось пресвятою кров'ю,* що витекла з твого боку, єдиний Довготерпеливий,* та висохли ріки многобожжя* і Адам твоїм, Слове, розп'яттям визволився з засуду.</w:t>
+      </w:r>
+    </w:p>
+    <w:p>
+      <w:r>
+        <w:rPr>
+          <w:highlight w:val="darkGray"/>
+        </w:rPr>
+        <w:t>//вечірня/господи_взиваю/стихири/2</w:t>
+      </w:r>
+    </w:p>
+    <w:p>
+      <w:pPr>
+        <w:spacing w:after="120"/>
+        <w:jc w:val="both"/>
+      </w:pPr>
+      <w:r>
+        <w:rPr>
+          <w:rFonts w:ascii="Times New Roman" w:hAnsi="Times New Roman"/>
+          <w:sz w:val="24"/>
+        </w:rPr>
+        <w:t>Творець усього й Господь, та й Бог усіх,* добро вільно смиряється і терпить страждання за людей,* піднесений на хрест – через прокляття законне.</w:t>
+      </w:r>
+    </w:p>
+    <w:p>
+      <w:r>
+        <w:rPr>
+          <w:highlight w:val="darkGray"/>
+        </w:rPr>
+        <w:t>//вечірня/господи_взиваю/стихири/3</w:t>
+      </w:r>
+    </w:p>
+    <w:p>
+      <w:pPr>
+        <w:spacing w:after="120"/>
+        <w:jc w:val="both"/>
+      </w:pPr>
+      <w:r>
+        <w:rPr>
+          <w:rFonts w:ascii="Times New Roman" w:hAnsi="Times New Roman"/>
+          <w:sz w:val="24"/>
+        </w:rPr>
+        <w:t>Добровільно даєш розп'ясти себе, добротворче Господи;* проколений списом між ребра, життя Подателю,* виточив ти два джерела безсмертя,* тому безустанно славимо вірно твої страждання, Щедрий.</w:t>
+      </w:r>
+    </w:p>
+    <w:p>
+      <w:r>
+        <w:rPr>
+          <w:highlight w:val="darkGray"/>
+        </w:rPr>
+        <w:t>//вечірня/стиховня/стихири/1</w:t>
+      </w:r>
+    </w:p>
+    <w:p>
+      <w:pPr>
+        <w:spacing w:after="120"/>
+        <w:jc w:val="both"/>
+      </w:pPr>
+      <w:r>
+        <w:rPr>
+          <w:rFonts w:ascii="Times New Roman" w:hAnsi="Times New Roman"/>
+          <w:i/>
+          <w:color w:val="FF0000"/>
+          <w:sz w:val="24"/>
+        </w:rPr>
+        <w:t>(г. 3):</w:t>
+      </w:r>
+      <w:r>
+        <w:rPr>
+          <w:rFonts w:ascii="Times New Roman" w:hAnsi="Times New Roman"/>
+          <w:sz w:val="24"/>
+        </w:rPr>
+        <w:t xml:space="preserve"> Хресту твоєму чесному поклоняємось, Христе:* охоронцеві світу й спасінню нас грішних,* великому очищенню, царській перемозі* і славі всієї вселенної.</w:t>
+      </w:r>
+    </w:p>
+    <w:p>
+      <w:r>
+        <w:rPr>
+          <w:highlight w:val="darkGray"/>
+        </w:rPr>
+        <w:t>//вечірня/стиховня/стихири/2</w:t>
+      </w:r>
+    </w:p>
+    <w:p>
+      <w:pPr>
+        <w:spacing w:after="120"/>
+        <w:jc w:val="both"/>
+      </w:pPr>
+      <w:r>
+        <w:rPr>
+          <w:rFonts w:ascii="Times New Roman" w:hAnsi="Times New Roman"/>
+          <w:sz w:val="24"/>
+        </w:rPr>
+        <w:t>Мойсей на горі, хрестовидно піднявши руки, переміг Амалика;* а ти, Спасе, простерши на чеснім хресті долоні,* обнявши мене, вирятував від ворожо</w:t>
+      </w:r>
+      <w:r>
+        <w:rPr>
+          <w:rFonts w:ascii="Times New Roman" w:hAnsi="Times New Roman"/>
+          <w:sz w:val="24"/>
+        </w:rPr>
+        <w:t>ї неволі* і дав мені життєве знамення,* щоб утекти мені від лука ворогів.* Тому, Слове, поклоняюся чесному хресту Твоєму.</w:t>
+      </w:r>
+    </w:p>
+    <w:p>
+      <w:r>
+        <w:rPr>
+          <w:highlight w:val="darkGray"/>
+        </w:rPr>
+        <w:t>//вечірня/стиховня/стихири/3</w:t>
+      </w:r>
+    </w:p>
+    <w:p>
+      <w:pPr>
+        <w:spacing w:after="120"/>
+        <w:jc w:val="both"/>
+      </w:pPr>
+      <w:r>
+        <w:rPr>
+          <w:rFonts w:ascii="Times New Roman" w:hAnsi="Times New Roman"/>
+          <w:sz w:val="24"/>
+        </w:rPr>
+        <w:t>Пророки й апостоли Христові і мученики* навчили оспівувати єдиносущну Тройцю* і просвітили обманені народи,* учасниками ангелів вчинивши синів людських.</w:t>
+      </w:r>
+    </w:p>
+    <w:p>
+      <w:r>
+        <w:rPr>
+          <w:highlight w:val="darkGray"/>
+        </w:rPr>
+        <w:t>//вечірня/стиховня/стихири/4</w:t>
+      </w:r>
+    </w:p>
+    <w:p>
+      <w:pPr>
+        <w:spacing w:after="120"/>
+        <w:jc w:val="both"/>
+      </w:pPr>
+      <w:r>
+        <w:rPr>
+          <w:rFonts w:ascii="Times New Roman" w:hAnsi="Times New Roman"/>
+          <w:b/>
+          <w:sz w:val="24"/>
+        </w:rPr>
+        <w:t>Слава і нині</w:t>
+      </w:r>
+      <w:r>
+        <w:rPr>
+          <w:rFonts w:ascii="Times New Roman" w:hAnsi="Times New Roman"/>
+          <w:sz w:val="24"/>
+        </w:rPr>
+        <w:t>: Побачивши незахідне Сонце,* що засяяло з твого лона,* як воно зайшло на хресті і притемн</w:t>
+      </w:r>
+      <w:r>
+        <w:rPr>
+          <w:rFonts w:ascii="Times New Roman" w:hAnsi="Times New Roman"/>
+          <w:sz w:val="24"/>
+        </w:rPr>
+        <w:t>ило сонячне проміння,* ти заридала, прибита безмірними болями:* Ти, що добровільно зайшов,* знову засіяй на просвічення моє і всього світу.</w:t>
+      </w:r>
+    </w:p>
+    <w:p>
+      <w:pPr>
+        <w:pStyle w:val="Heading2"/>
+      </w:pPr>
+      <w:r>
+        <w:t>УТРЕНЯ</w:t>
+      </w:r>
+    </w:p>
+    <w:p>
+      <w:r>
+        <w:rPr>
+          <w:highlight w:val="darkGray"/>
+        </w:rPr>
+        <w:t>//утреня/сідальні_по_першому_славословї/1</w:t>
+      </w:r>
+    </w:p>
+    <w:p>
+      <w:pPr>
+        <w:spacing w:after="120"/>
+        <w:jc w:val="both"/>
+      </w:pPr>
+      <w:r>
+        <w:rPr>
+          <w:rFonts w:ascii="Times New Roman" w:hAnsi="Times New Roman"/>
+          <w:i/>
+          <w:color w:val="FF0000"/>
+          <w:sz w:val="24"/>
+        </w:rPr>
+        <w:t>(г. 3):</w:t>
+      </w:r>
+      <w:r>
+        <w:rPr>
+          <w:rFonts w:ascii="Times New Roman" w:hAnsi="Times New Roman"/>
+          <w:sz w:val="24"/>
+        </w:rPr>
+        <w:t xml:space="preserve"> Застромлено в землю хрест, що діткнувся неба;* однак не дереву, що досягло висоти,* але Тобі, Господи, що на ньому все виконав, – слава Тобі!</w:t>
+      </w:r>
+    </w:p>
+    <w:p>
+      <w:r>
+        <w:rPr>
+          <w:highlight w:val="darkGray"/>
+        </w:rPr>
+        <w:t>//утреня/сідальні_по_першому_славословї/2</w:t>
+      </w:r>
+    </w:p>
+    <w:p>
+      <w:pPr>
+        <w:spacing w:after="120"/>
+        <w:jc w:val="both"/>
+      </w:pPr>
+      <w:r>
+        <w:rPr>
+          <w:rFonts w:ascii="Times New Roman" w:hAnsi="Times New Roman"/>
+          <w:b/>
+          <w:sz w:val="24"/>
+        </w:rPr>
+        <w:t>Слава і нині</w:t>
+      </w:r>
+      <w:r>
+        <w:rPr>
+          <w:rFonts w:ascii="Times New Roman" w:hAnsi="Times New Roman"/>
+          <w:sz w:val="24"/>
+        </w:rPr>
+        <w:t xml:space="preserve">: У хресті Сина твого знайшовши міцну підпору,* ним перемагаємо ворожу гординю, Богородице,* любов'ю </w:t>
+      </w:r>
+      <w:r>
+        <w:rPr>
+          <w:rFonts w:ascii="Times New Roman" w:hAnsi="Times New Roman"/>
+          <w:sz w:val="24"/>
+        </w:rPr>
+        <w:t>тебе безустанно величаючи.</w:t>
+      </w:r>
+    </w:p>
+    <w:p>
+      <w:r>
+        <w:rPr>
+          <w:highlight w:val="darkGray"/>
+        </w:rPr>
+        <w:t>//утреня/сідальні_по_другому_славословї/1</w:t>
+      </w:r>
+    </w:p>
+    <w:p>
+      <w:pPr>
+        <w:spacing w:after="120"/>
+        <w:jc w:val="both"/>
+      </w:pPr>
+      <w:r>
+        <w:rPr>
+          <w:rFonts w:ascii="Times New Roman" w:hAnsi="Times New Roman"/>
+          <w:i/>
+          <w:color w:val="FF0000"/>
+          <w:sz w:val="24"/>
+        </w:rPr>
+        <w:t>(г. 3):</w:t>
+      </w:r>
+      <w:r>
+        <w:rPr>
+          <w:rFonts w:ascii="Times New Roman" w:hAnsi="Times New Roman"/>
+          <w:sz w:val="24"/>
+        </w:rPr>
+        <w:t xml:space="preserve"> Хрест і смерть зволив ти витерпіти,* і посеред творіння його ти застромив.* Коли ж ти, С</w:t>
+      </w:r>
+      <w:r>
+        <w:rPr>
+          <w:rFonts w:ascii="Times New Roman" w:hAnsi="Times New Roman"/>
+          <w:sz w:val="24"/>
+        </w:rPr>
+        <w:t>пасе, дозволив тіло своє цвяхами прибити,* тоді й сонце проміння своє закрило,* а розбійник, бачивши це на хресті, кликнув до тебе,* промовивши побожно: Пом'яни мене, Господи!* – і віруючи, раю удостоївся.</w:t>
+      </w:r>
+    </w:p>
+    <w:p>
+      <w:r>
+        <w:rPr>
+          <w:highlight w:val="darkGray"/>
+        </w:rPr>
+        <w:t>//утреня/сідальні_по_другому_славословї/2</w:t>
+      </w:r>
+    </w:p>
+    <w:p>
+      <w:pPr>
+        <w:spacing w:after="120"/>
+        <w:jc w:val="both"/>
+      </w:pPr>
+      <w:r>
+        <w:rPr>
+          <w:rFonts w:ascii="Times New Roman" w:hAnsi="Times New Roman"/>
+          <w:b/>
+          <w:sz w:val="24"/>
+        </w:rPr>
+        <w:t>Слава і нині</w:t>
+      </w:r>
+      <w:r>
+        <w:rPr>
+          <w:rFonts w:ascii="Times New Roman" w:hAnsi="Times New Roman"/>
+          <w:sz w:val="24"/>
+        </w:rPr>
+        <w:t>: Ганебну смерть і розп'яття* витерпів ти добровільно, Щедрий,* а Родителька твоя, бачивши це, страждала.* Тому, за її мольбами, задля твого милосердя, змилуйся і спаси світ,* єдиний предобрий чоловіколюбче Господи,* що взяв на себе гріхи світу.</w:t>
+      </w:r>
+    </w:p>
+    <w:p>
+      <w:r>
+        <w:rPr>
+          <w:highlight w:val="darkGray"/>
+        </w:rPr>
+        <w:t>//утреня/світильні/1</w:t>
+      </w:r>
+    </w:p>
+    <w:p>
+      <w:pPr>
+        <w:spacing w:after="120"/>
+        <w:jc w:val="both"/>
+      </w:pPr>
+      <w:r>
+        <w:rPr>
+          <w:rFonts w:ascii="Times New Roman" w:hAnsi="Times New Roman"/>
+          <w:sz w:val="24"/>
+        </w:rPr>
+        <w:t>Вірою оспівуємо божественний хрест, зброю нездоланну і твердиню віри,* і йому поклоняємося.* Достойно величаємо великий захист, похвалу християн,* охоронця православних і страстотерпців славу.</w:t>
+      </w:r>
+    </w:p>
+    <w:p>
+      <w:r>
+        <w:rPr>
+          <w:highlight w:val="darkGray"/>
+        </w:rPr>
+        <w:t>//утреня/світильні/2</w:t>
+      </w:r>
+    </w:p>
+    <w:p>
+      <w:pPr>
+        <w:spacing w:after="120"/>
+        <w:jc w:val="both"/>
+      </w:pPr>
+      <w:r>
+        <w:rPr>
+          <w:rFonts w:ascii="Times New Roman" w:hAnsi="Times New Roman"/>
+          <w:b/>
+          <w:sz w:val="24"/>
+        </w:rPr>
+        <w:t>Слава і нині</w:t>
+      </w:r>
+      <w:r>
+        <w:rPr>
+          <w:rFonts w:ascii="Times New Roman" w:hAnsi="Times New Roman"/>
+          <w:sz w:val="24"/>
+        </w:rPr>
+        <w:t>: Стоячи біля хреста і бачивши свого Сина на дереві</w:t>
+      </w:r>
+      <w:r>
+        <w:rPr>
+          <w:rFonts w:ascii="Times New Roman" w:hAnsi="Times New Roman"/>
+          <w:sz w:val="24"/>
+        </w:rPr>
+        <w:t xml:space="preserve"> розп'ятого й бездушного,* Пречиста по-материнському ридала,* кликала зі сльозами і промовляла:* Яке ж це диво, що Творець створіння дав себе піднести на хрест, щоб розп'ястися?</w:t>
+      </w:r>
+    </w:p>
+    <w:p>
+      <w:r>
+        <w:rPr>
+          <w:highlight w:val="darkGray"/>
+        </w:rPr>
+        <w:t>//утреня/стиховня/стихири/1</w:t>
+      </w:r>
+    </w:p>
+    <w:p>
+      <w:pPr>
+        <w:spacing w:after="120"/>
+        <w:jc w:val="both"/>
+      </w:pPr>
+      <w:r>
+        <w:rPr>
+          <w:rFonts w:ascii="Times New Roman" w:hAnsi="Times New Roman"/>
+          <w:i/>
+          <w:color w:val="FF0000"/>
+          <w:sz w:val="24"/>
+        </w:rPr>
+        <w:t>(г. 3):</w:t>
+      </w:r>
+      <w:r>
+        <w:rPr>
+          <w:rFonts w:ascii="Times New Roman" w:hAnsi="Times New Roman"/>
+          <w:sz w:val="24"/>
+        </w:rPr>
+        <w:t xml:space="preserve"> Дерево непослуху зродило світові смерть,* а хресне дерево – життя і нетлінність.* Тому молимо тебе, розп'ятого Господа,* щоб освітило нас світло лиця твого.</w:t>
+      </w:r>
+    </w:p>
+    <w:p>
+      <w:r>
+        <w:rPr>
+          <w:highlight w:val="darkGray"/>
+        </w:rPr>
+        <w:t>//утреня/стиховня/стихири/2</w:t>
+      </w:r>
+    </w:p>
+    <w:p>
+      <w:pPr>
+        <w:spacing w:after="120"/>
+        <w:jc w:val="both"/>
+      </w:pPr>
+      <w:r>
+        <w:rPr>
+          <w:rFonts w:ascii="Times New Roman" w:hAnsi="Times New Roman"/>
+          <w:i/>
+          <w:color w:val="FF0000"/>
+          <w:sz w:val="24"/>
+        </w:rPr>
+        <w:t>Стих:</w:t>
+      </w:r>
+      <w:r>
+        <w:rPr>
+          <w:rFonts w:ascii="Times New Roman" w:hAnsi="Times New Roman"/>
+          <w:i/>
+          <w:sz w:val="24"/>
+        </w:rPr>
+        <w:t xml:space="preserve"> </w:t>
+      </w:r>
+      <w:r>
+        <w:rPr>
+          <w:rFonts w:ascii="Times New Roman" w:hAnsi="Times New Roman"/>
+          <w:sz w:val="24"/>
+          <w:u w:val="single"/>
+        </w:rPr>
+        <w:t>Насити нас уранці милістю твоєю, Господи, щоб ми раділи й веселились по всі дні наші. Звесел</w:t>
+      </w:r>
+      <w:r>
+        <w:rPr>
+          <w:rFonts w:ascii="Times New Roman" w:hAnsi="Times New Roman"/>
+          <w:sz w:val="24"/>
+          <w:u w:val="single"/>
+        </w:rPr>
+        <w:t>и нас мірою днів, за яких ти засмутив нас, мірою літ, що в них ми зазнали горя.* Нехай виявиться твоїм слугам твоє діло, і слава твоя – їхнім дітям.</w:t>
+      </w:r>
+    </w:p>
+    <w:p>
+      <w:r>
+        <w:rPr>
+          <w:highlight w:val="darkGray"/>
+        </w:rPr>
+        <w:t>//утреня/стиховня/стихири/3</w:t>
+      </w:r>
+    </w:p>
+    <w:p>
+      <w:pPr>
+        <w:spacing w:after="120"/>
+        <w:jc w:val="both"/>
+      </w:pPr>
+      <w:r>
+        <w:rPr>
+          <w:rFonts w:ascii="Times New Roman" w:hAnsi="Times New Roman"/>
+          <w:sz w:val="24"/>
+        </w:rPr>
+        <w:t>Через жадобу насолоди нас прогнано,* бо впали ми вельми низько.* Ти однак, Владико, не погордив нами,* але прийняв, задля нас, належне нам розп'яття,* і так ото спасаєш нас і вводиш у славу.* Ізбавителю наш, – слава тобі!</w:t>
+      </w:r>
+    </w:p>
+    <w:p>
+      <w:r>
+        <w:rPr>
+          <w:highlight w:val="darkGray"/>
+        </w:rPr>
+        <w:t>//утреня/стиховня/стихири/4</w:t>
+      </w:r>
+    </w:p>
+    <w:p>
+      <w:pPr>
+        <w:spacing w:after="120"/>
+        <w:jc w:val="both"/>
+      </w:pPr>
+      <w:r>
+        <w:rPr>
+          <w:rFonts w:ascii="Times New Roman" w:hAnsi="Times New Roman"/>
+          <w:i/>
+          <w:color w:val="FF0000"/>
+          <w:sz w:val="24"/>
+        </w:rPr>
+        <w:t>Стих:</w:t>
+      </w:r>
+      <w:r>
+        <w:rPr>
+          <w:rFonts w:ascii="Times New Roman" w:hAnsi="Times New Roman"/>
+          <w:i/>
+          <w:sz w:val="24"/>
+        </w:rPr>
+        <w:t xml:space="preserve"> </w:t>
+      </w:r>
+      <w:r>
+        <w:rPr>
+          <w:rFonts w:ascii="Times New Roman" w:hAnsi="Times New Roman"/>
+          <w:sz w:val="24"/>
+          <w:u w:val="single"/>
+        </w:rPr>
+        <w:t>І ласка Господа, Бога нашого</w:t>
+      </w:r>
+      <w:r>
+        <w:rPr>
+          <w:rFonts w:ascii="Times New Roman" w:hAnsi="Times New Roman"/>
+          <w:sz w:val="24"/>
+          <w:u w:val="single"/>
+        </w:rPr>
+        <w:t>, нехай буде над нами,* і стверди діло рук наших; стверди його – діло рук наших.</w:t>
+      </w:r>
+    </w:p>
+    <w:p>
+      <w:r>
+        <w:rPr>
+          <w:highlight w:val="darkGray"/>
+        </w:rPr>
+        <w:t>//утреня/стиховня/стихири/5</w:t>
+      </w:r>
+    </w:p>
+    <w:p>
+      <w:pPr>
+        <w:spacing w:after="120"/>
+        <w:jc w:val="both"/>
+      </w:pPr>
+      <w:r>
+        <w:rPr>
+          <w:rFonts w:ascii="Times New Roman" w:hAnsi="Times New Roman"/>
+          <w:sz w:val="24"/>
+        </w:rPr>
+        <w:t>Сили святих ангелів дивувалися стражданням мучеників;* бо хоч у тіло зодягнені, не зважали на муки;* уподібнившись до страждального Спаса Христа,* моляться за душі наші.</w:t>
+      </w:r>
+    </w:p>
+    <w:p>
+      <w:r>
+        <w:rPr>
+          <w:highlight w:val="darkGray"/>
+        </w:rPr>
+        <w:t>//утреня/стиховня/стихири/6</w:t>
+      </w:r>
+    </w:p>
+    <w:p>
+      <w:pPr>
+        <w:spacing w:after="120"/>
+        <w:jc w:val="both"/>
+      </w:pPr>
+      <w:r>
+        <w:rPr>
+          <w:rFonts w:ascii="Times New Roman" w:hAnsi="Times New Roman"/>
+          <w:b/>
+          <w:sz w:val="24"/>
+        </w:rPr>
+        <w:t>Слава</w:t>
+      </w:r>
+      <w:r>
+        <w:rPr>
+          <w:rFonts w:ascii="Times New Roman" w:hAnsi="Times New Roman"/>
+          <w:b/>
+          <w:sz w:val="24"/>
+        </w:rPr>
+        <w:t xml:space="preserve"> і нині</w:t>
+      </w:r>
+      <w:r>
+        <w:rPr>
+          <w:rFonts w:ascii="Times New Roman" w:hAnsi="Times New Roman"/>
+          <w:sz w:val="24"/>
+        </w:rPr>
+        <w:t>: Як всеоспівувана Агниця, і Діва та Мати твоя,* побачила тебе, Христе мій, піднесеного на хресті,* ридаючи і плачучи, кликала:* Сину мій і Боже мій, не вчиняй бездітною мене,* яку ти зберіг чистою і по народженні!</w:t>
+      </w:r>
+    </w:p>
+    <w:p>
+      <w:pPr>
+        <w:pStyle w:val="Heading1"/>
+      </w:pPr>
+      <w:r>
+        <w:t>Глас 3 - ЧТ</w:t>
+      </w:r>
+    </w:p>
+    <w:p>
+      <w:r>
+        <w:rPr>
+          <w:highlight w:val="darkGray"/>
+        </w:rPr>
+        <w:t>/октоїх/3/ЧТ</w:t>
+      </w:r>
+    </w:p>
+    <w:p>
+      <w:pPr>
+        <w:pStyle w:val="Heading2"/>
+      </w:pPr>
+      <w:r>
+        <w:t>ВЕЧІРНЯ</w:t>
+      </w:r>
+    </w:p>
+    <w:p>
+      <w:pPr>
+        <w:pStyle w:val="Heading3"/>
+      </w:pPr>
+      <w:r>
+        <w:rPr>
+          <w:highlight w:val="darkGray"/>
+        </w:rPr>
+        <w:t>//вечірня/господи_взиваю</w:t>
+      </w:r>
+    </w:p>
+    <w:p>
+      <w:r>
+        <w:rPr>
+          <w:highlight w:val="darkGray"/>
+        </w:rPr>
+        <w:t>//вечірня/господи_взиваю/стихири/1</w:t>
+      </w:r>
+    </w:p>
+    <w:p>
+      <w:pPr>
+        <w:spacing w:after="120"/>
+        <w:jc w:val="both"/>
+      </w:pPr>
+      <w:r>
+        <w:rPr>
+          <w:rFonts w:ascii="Times New Roman" w:hAnsi="Times New Roman"/>
+          <w:i/>
+          <w:color w:val="FF0000"/>
+          <w:sz w:val="24"/>
+        </w:rPr>
+        <w:t>(г. 3):</w:t>
+      </w:r>
+      <w:r>
+        <w:rPr>
+          <w:rFonts w:ascii="Times New Roman" w:hAnsi="Times New Roman"/>
+          <w:sz w:val="24"/>
+        </w:rPr>
+        <w:t xml:space="preserve"> Молитвами славних і божественних твоїх апостолів,* щедрий Чоловіколюбче і єдиний багатомилостивий,* подай слугам твоїм мир і спаси від бід тих, що прославляють тебе,* і тих, що з вірою тобі поклоняються.</w:t>
+      </w:r>
+    </w:p>
+    <w:p>
+      <w:r>
+        <w:rPr>
+          <w:highlight w:val="darkGray"/>
+        </w:rPr>
+        <w:t>//вечірня/господи_взиваю/стихири/2</w:t>
+      </w:r>
+    </w:p>
+    <w:p>
+      <w:pPr>
+        <w:spacing w:after="120"/>
+        <w:jc w:val="both"/>
+      </w:pPr>
+      <w:r>
+        <w:rPr>
+          <w:rFonts w:ascii="Times New Roman" w:hAnsi="Times New Roman"/>
+          <w:sz w:val="24"/>
+        </w:rPr>
+        <w:t>Визвольте мене, як Божі очевидці, від стріл нечестивого,* погашуючи його хитрощі,* і окропіть мене духовною росою, молю вас,* мудрі мої доброчинці, божественні Апостоли.</w:t>
+      </w:r>
+    </w:p>
+    <w:p>
+      <w:r>
+        <w:rPr>
+          <w:highlight w:val="darkGray"/>
+        </w:rPr>
+        <w:t>//вечірня/господи_взиваю/стихири/3</w:t>
+      </w:r>
+    </w:p>
+    <w:p>
+      <w:pPr>
+        <w:spacing w:after="120"/>
+        <w:jc w:val="both"/>
+      </w:pPr>
+      <w:r>
+        <w:rPr>
+          <w:rFonts w:ascii="Times New Roman" w:hAnsi="Times New Roman"/>
+          <w:sz w:val="24"/>
+        </w:rPr>
+        <w:t>Коли засядете на дванадцятьох престолах зі суддею всіх,* щоб судити все створіння, не появіть нас підсудними,* а визвольте від усякої муки,* доброчинці наші, божественні Апостоли.</w:t>
+      </w:r>
+    </w:p>
+    <w:p>
+      <w:r>
+        <w:rPr>
+          <w:highlight w:val="darkGray"/>
+        </w:rPr>
+        <w:t>//вечірня/стиховня/стихири/1</w:t>
+      </w:r>
+    </w:p>
+    <w:p>
+      <w:pPr>
+        <w:spacing w:after="120"/>
+        <w:jc w:val="both"/>
+      </w:pPr>
+      <w:r>
+        <w:rPr>
+          <w:rFonts w:ascii="Times New Roman" w:hAnsi="Times New Roman"/>
+          <w:i/>
+          <w:color w:val="FF0000"/>
+          <w:sz w:val="24"/>
+        </w:rPr>
+        <w:t>(г. 3):</w:t>
+      </w:r>
+      <w:r>
+        <w:rPr>
+          <w:rFonts w:ascii="Times New Roman" w:hAnsi="Times New Roman"/>
+          <w:sz w:val="24"/>
+        </w:rPr>
+        <w:t xml:space="preserve"> По всій землі розійшлась ваша проповідь, святі апостоли,* бо ви знищили ідольську хитрість, благовістивши богопізнання.* Добрий ваш подвиг, Блаженні,* тому оспівуємо і прославляємо пам'ять вашу.</w:t>
+      </w:r>
+    </w:p>
+    <w:p>
+      <w:r>
+        <w:rPr>
+          <w:highlight w:val="darkGray"/>
+        </w:rPr>
+        <w:t>//вечірня/стиховня/стихири/2</w:t>
+      </w:r>
+    </w:p>
+    <w:p>
+      <w:pPr>
+        <w:spacing w:after="120"/>
+        <w:jc w:val="both"/>
+      </w:pPr>
+      <w:r>
+        <w:rPr>
+          <w:rFonts w:ascii="Times New Roman" w:hAnsi="Times New Roman"/>
+          <w:sz w:val="24"/>
+        </w:rPr>
+        <w:t>Бувши гілками життєдайного винограду, славні апостоли,* самі себе ви принесли Богові, як плід побож</w:t>
+      </w:r>
+      <w:r>
+        <w:rPr>
+          <w:rFonts w:ascii="Times New Roman" w:hAnsi="Times New Roman"/>
+          <w:sz w:val="24"/>
+        </w:rPr>
+        <w:t>ности.* Тому, мавши перед ним сміливість, просіть,* щоб подав світові мир і душам нашим велику милість.</w:t>
+      </w:r>
+    </w:p>
+    <w:p>
+      <w:r>
+        <w:rPr>
+          <w:highlight w:val="darkGray"/>
+        </w:rPr>
+        <w:t>//вечірня/стиховня/стихири/3</w:t>
+      </w:r>
+    </w:p>
+    <w:p>
+      <w:pPr>
+        <w:spacing w:after="120"/>
+        <w:jc w:val="both"/>
+      </w:pPr>
+      <w:r>
+        <w:rPr>
+          <w:rFonts w:ascii="Times New Roman" w:hAnsi="Times New Roman"/>
+          <w:sz w:val="24"/>
+        </w:rPr>
+        <w:t>Мученики твої, Го</w:t>
+      </w:r>
+      <w:r>
+        <w:rPr>
+          <w:rFonts w:ascii="Times New Roman" w:hAnsi="Times New Roman"/>
+          <w:sz w:val="24"/>
+        </w:rPr>
+        <w:t>споди, утверджені вірою,* скріплені надією і духовно наснажені любов'ю до твого хреста,* знищили ворогів-мучителів,* і отримавши вінки, моляться з безтілесними за душі наші.</w:t>
+      </w:r>
+    </w:p>
+    <w:p>
+      <w:r>
+        <w:rPr>
+          <w:highlight w:val="darkGray"/>
+        </w:rPr>
+        <w:t>//вечірня/стиховня/стихири/4</w:t>
+      </w:r>
+    </w:p>
+    <w:p>
+      <w:pPr>
+        <w:spacing w:after="120"/>
+        <w:jc w:val="both"/>
+      </w:pPr>
+      <w:r>
+        <w:rPr>
+          <w:rFonts w:ascii="Times New Roman" w:hAnsi="Times New Roman"/>
+          <w:b/>
+          <w:sz w:val="24"/>
+        </w:rPr>
+        <w:t>Слава і нині</w:t>
+      </w:r>
+      <w:r>
+        <w:rPr>
+          <w:rFonts w:ascii="Times New Roman" w:hAnsi="Times New Roman"/>
+          <w:sz w:val="24"/>
+        </w:rPr>
+        <w:t>: Нас вельми грішних, Діво,* визволи могутньою твоєю молитвою від вогн</w:t>
+      </w:r>
+      <w:r>
+        <w:rPr>
+          <w:rFonts w:ascii="Times New Roman" w:hAnsi="Times New Roman"/>
+          <w:sz w:val="24"/>
+        </w:rPr>
+        <w:t>ю неухильного* і твоїми мольбами направ, Чиста, на стежки спасіння,* навівши нас твоїми матерніми молитвами.</w:t>
+      </w:r>
+    </w:p>
+    <w:p>
+      <w:pPr>
+        <w:pStyle w:val="Heading2"/>
+      </w:pPr>
+      <w:r>
+        <w:t>УТРЕНЯ</w:t>
+      </w:r>
+    </w:p>
+    <w:p>
+      <w:r>
+        <w:rPr>
+          <w:highlight w:val="darkGray"/>
+        </w:rPr>
+        <w:t>//утреня/сідальні_по_першому_славословї/1</w:t>
+      </w:r>
+    </w:p>
+    <w:p>
+      <w:pPr>
+        <w:spacing w:after="120"/>
+        <w:jc w:val="both"/>
+      </w:pPr>
+      <w:r>
+        <w:rPr>
+          <w:rFonts w:ascii="Times New Roman" w:hAnsi="Times New Roman"/>
+          <w:i/>
+          <w:color w:val="FF0000"/>
+          <w:sz w:val="24"/>
+        </w:rPr>
+        <w:t>(г. 3):</w:t>
+      </w:r>
+      <w:r>
+        <w:rPr>
+          <w:rFonts w:ascii="Times New Roman" w:hAnsi="Times New Roman"/>
+          <w:sz w:val="24"/>
+        </w:rPr>
+        <w:t xml:space="preserve"> Прийдіть усі й похвалімо апостолів – керманичів!* Вони бо знищили ідольську оману,* вивели до світла життя і навчили вірувати в Тройцю.* Тому й нині, вшановуючи їхню пам'ять, ми, вірні,* славимо Христа Бога нашого.</w:t>
+      </w:r>
+    </w:p>
+    <w:p>
+      <w:r>
+        <w:rPr>
+          <w:highlight w:val="darkGray"/>
+        </w:rPr>
+        <w:t>//утреня/сідальні_по_першому_славословї/2</w:t>
+      </w:r>
+    </w:p>
+    <w:p>
+      <w:pPr>
+        <w:spacing w:after="120"/>
+        <w:jc w:val="both"/>
+      </w:pPr>
+      <w:r>
+        <w:rPr>
+          <w:rFonts w:ascii="Times New Roman" w:hAnsi="Times New Roman"/>
+          <w:b/>
+          <w:sz w:val="24"/>
+        </w:rPr>
+        <w:t>Слава і нині</w:t>
+      </w:r>
+      <w:r>
+        <w:rPr>
+          <w:rFonts w:ascii="Times New Roman" w:hAnsi="Times New Roman"/>
+          <w:sz w:val="24"/>
+        </w:rPr>
+        <w:t>: Усвідомивши безмірне багат</w:t>
+      </w:r>
+      <w:r>
+        <w:rPr>
+          <w:rFonts w:ascii="Times New Roman" w:hAnsi="Times New Roman"/>
+          <w:sz w:val="24"/>
+        </w:rPr>
+        <w:t>ство твого милосердя* і незборну силу твоєї влади,* прийшли ми, журбою опановані, до твого покрову* і, вельми стурбовані, кличемо з глибин нашого серця,* в сльозах промовляючи: Діво Богородице,* спаси нас, спаси недостойних!</w:t>
+      </w:r>
+    </w:p>
+    <w:p>
+      <w:r>
+        <w:rPr>
+          <w:highlight w:val="darkGray"/>
+        </w:rPr>
+        <w:t>//утреня/сідальні_по_другому_славословї/1</w:t>
+      </w:r>
+    </w:p>
+    <w:p>
+      <w:pPr>
+        <w:spacing w:after="120"/>
+        <w:jc w:val="both"/>
+      </w:pPr>
+      <w:r>
+        <w:rPr>
+          <w:rFonts w:ascii="Times New Roman" w:hAnsi="Times New Roman"/>
+          <w:i/>
+          <w:color w:val="FF0000"/>
+          <w:sz w:val="24"/>
+        </w:rPr>
+        <w:t>(г. 3):</w:t>
+      </w:r>
+      <w:r>
+        <w:rPr>
+          <w:rFonts w:ascii="Times New Roman" w:hAnsi="Times New Roman"/>
+          <w:sz w:val="24"/>
+        </w:rPr>
+        <w:t xml:space="preserve"> Всю землю напоїли апостоли потоками Божого слова,* і виріс посів віри, та наповнив кінці</w:t>
+      </w:r>
+      <w:r>
+        <w:rPr>
+          <w:rFonts w:ascii="Times New Roman" w:hAnsi="Times New Roman"/>
+          <w:sz w:val="24"/>
+        </w:rPr>
+        <w:t xml:space="preserve"> землі;* вони випололи весь бур'ян* і всіх привели до Бога,* христивши їх у Тройцю несотворену.</w:t>
+      </w:r>
+    </w:p>
+    <w:p>
+      <w:r>
+        <w:rPr>
+          <w:highlight w:val="darkGray"/>
+        </w:rPr>
+        <w:t>//утреня/сідальні_по_другому_славословї/2</w:t>
+      </w:r>
+    </w:p>
+    <w:p>
+      <w:pPr>
+        <w:spacing w:after="120"/>
+        <w:jc w:val="both"/>
+      </w:pPr>
+      <w:r>
+        <w:rPr>
+          <w:rFonts w:ascii="Times New Roman" w:hAnsi="Times New Roman"/>
+          <w:b/>
+          <w:sz w:val="24"/>
+        </w:rPr>
+        <w:t>Слава і нині</w:t>
+      </w:r>
+      <w:r>
+        <w:rPr>
+          <w:rFonts w:ascii="Times New Roman" w:hAnsi="Times New Roman"/>
+          <w:sz w:val="24"/>
+        </w:rPr>
+        <w:t>: Пророки звістили, апостоли навчили,* мученики ісповідували, а ми повірили, що ти справжня Богородиця,* тому й величаємо твоє несказанне Різдво, Пречиста.</w:t>
+      </w:r>
+    </w:p>
+    <w:p>
+      <w:r>
+        <w:rPr>
+          <w:highlight w:val="darkGray"/>
+        </w:rPr>
+        <w:t>//утреня/світильні/1</w:t>
+      </w:r>
+    </w:p>
+    <w:p>
+      <w:pPr>
+        <w:spacing w:after="120"/>
+        <w:jc w:val="both"/>
+      </w:pPr>
+      <w:r>
+        <w:rPr>
+          <w:rFonts w:ascii="Times New Roman" w:hAnsi="Times New Roman"/>
+          <w:sz w:val="24"/>
+        </w:rPr>
+        <w:t>Апостоли Спасові!* Ви пройшли всю вселенну, проповідуючи справжнє і святе Христове воплочення від Діви,* відвертаючи від обману поган,* просвічуючи й навчаючи всіх почитати Пресвяту Тройцю.</w:t>
+      </w:r>
+    </w:p>
+    <w:p>
+      <w:r>
+        <w:rPr>
+          <w:highlight w:val="darkGray"/>
+        </w:rPr>
+        <w:t>//утреня/світильні/2</w:t>
+      </w:r>
+    </w:p>
+    <w:p>
+      <w:pPr>
+        <w:spacing w:after="120"/>
+        <w:jc w:val="both"/>
+      </w:pPr>
+      <w:r>
+        <w:rPr>
+          <w:rFonts w:ascii="Times New Roman" w:hAnsi="Times New Roman"/>
+          <w:b/>
+          <w:sz w:val="24"/>
+        </w:rPr>
+        <w:t>Слава і нині</w:t>
+      </w:r>
+      <w:r>
+        <w:rPr>
+          <w:rFonts w:ascii="Times New Roman" w:hAnsi="Times New Roman"/>
+          <w:sz w:val="24"/>
+        </w:rPr>
+        <w:t>: Діво пречиста!* З мудрими апостолами і з багатьма му</w:t>
+      </w:r>
+      <w:r>
+        <w:rPr>
+          <w:rFonts w:ascii="Times New Roman" w:hAnsi="Times New Roman"/>
+          <w:sz w:val="24"/>
+        </w:rPr>
+        <w:t>чениками та з Миколаєм мудрим,* моли безперестанно Христа,* щоб звільнити від усякої біди нас,* що на тебе поклали надію, Діво.</w:t>
+      </w:r>
+    </w:p>
+    <w:p>
+      <w:r>
+        <w:rPr>
+          <w:highlight w:val="darkGray"/>
+        </w:rPr>
+        <w:t>//утреня/стиховня/стихири/1</w:t>
+      </w:r>
+    </w:p>
+    <w:p>
+      <w:pPr>
+        <w:spacing w:after="120"/>
+        <w:jc w:val="both"/>
+      </w:pPr>
+      <w:r>
+        <w:rPr>
+          <w:rFonts w:ascii="Times New Roman" w:hAnsi="Times New Roman"/>
+          <w:i/>
+          <w:color w:val="FF0000"/>
+          <w:sz w:val="24"/>
+        </w:rPr>
+        <w:t>(г. 3):</w:t>
+      </w:r>
+      <w:r>
+        <w:rPr>
+          <w:rFonts w:ascii="Times New Roman" w:hAnsi="Times New Roman"/>
+          <w:sz w:val="24"/>
+        </w:rPr>
+        <w:t xml:space="preserve"> По всій землі розійшлась ваша проповідь, святі апостоли,* бо ви знищили ідольську хитрість, благовістивши богопізнання.* Добрий ваш подвиг, Блаженні,* тому оспівуємо і прославляємо пам'ять вашу.</w:t>
+      </w:r>
+    </w:p>
+    <w:p>
+      <w:r>
+        <w:rPr>
+          <w:highlight w:val="darkGray"/>
+        </w:rPr>
+        <w:t>//утреня/стиховня/стихири/2</w:t>
+      </w:r>
+    </w:p>
+    <w:p>
+      <w:pPr>
+        <w:spacing w:after="120"/>
+        <w:jc w:val="both"/>
+      </w:pPr>
+      <w:r>
+        <w:rPr>
+          <w:rFonts w:ascii="Times New Roman" w:hAnsi="Times New Roman"/>
+          <w:i/>
+          <w:color w:val="FF0000"/>
+          <w:sz w:val="24"/>
+        </w:rPr>
+        <w:t>Стих:</w:t>
+      </w:r>
+      <w:r>
+        <w:rPr>
+          <w:rFonts w:ascii="Times New Roman" w:hAnsi="Times New Roman"/>
+          <w:i/>
+          <w:sz w:val="24"/>
+        </w:rPr>
+        <w:t xml:space="preserve"> </w:t>
+      </w:r>
+      <w:r>
+        <w:rPr>
+          <w:rFonts w:ascii="Times New Roman" w:hAnsi="Times New Roman"/>
+          <w:sz w:val="24"/>
+          <w:u w:val="single"/>
+        </w:rPr>
+        <w:t>Насити нас уранці милістю твоєю, Господи, щоб ми раділ</w:t>
+      </w:r>
+      <w:r>
+        <w:rPr>
+          <w:rFonts w:ascii="Times New Roman" w:hAnsi="Times New Roman"/>
+          <w:sz w:val="24"/>
+          <w:u w:val="single"/>
+        </w:rPr>
+        <w:t>и й веселились по всі дні наші. Звесели нас мірою днів, за яких ти засмутив нас, мірою літ, що в них ми зазнали горя.* Нехай виявиться твоїм слугам твоє діло, і слава твоя – їхнім дітям.</w:t>
+      </w:r>
+    </w:p>
+    <w:p>
+      <w:r>
+        <w:rPr>
+          <w:highlight w:val="darkGray"/>
+        </w:rPr>
+        <w:t>//утреня/стиховня/стихири/3</w:t>
+      </w:r>
+    </w:p>
+    <w:p>
+      <w:pPr>
+        <w:spacing w:after="120"/>
+        <w:jc w:val="both"/>
+      </w:pPr>
+      <w:r>
+        <w:rPr>
+          <w:rFonts w:ascii="Times New Roman" w:hAnsi="Times New Roman"/>
+          <w:sz w:val="24"/>
+        </w:rPr>
+        <w:t>Святі апостоли, незмінними зберігши Христові заповіді,* даром ви прийняли і даром подаєте,* зціляючи страждання душ і тіл наших.* Тому, маючи сміливість, моліть його,* щоб були помилувані душі наші.</w:t>
+      </w:r>
+    </w:p>
+    <w:p>
+      <w:r>
+        <w:rPr>
+          <w:highlight w:val="darkGray"/>
+        </w:rPr>
+        <w:t>//утреня/стиховня/стихири/4</w:t>
+      </w:r>
+    </w:p>
+    <w:p>
+      <w:pPr>
+        <w:spacing w:after="120"/>
+        <w:jc w:val="both"/>
+      </w:pPr>
+      <w:r>
+        <w:rPr>
+          <w:rFonts w:ascii="Times New Roman" w:hAnsi="Times New Roman"/>
+          <w:i/>
+          <w:color w:val="FF0000"/>
+          <w:sz w:val="24"/>
+        </w:rPr>
+        <w:t>Стих:</w:t>
+      </w:r>
+      <w:r>
+        <w:rPr>
+          <w:rFonts w:ascii="Times New Roman" w:hAnsi="Times New Roman"/>
+          <w:i/>
+          <w:sz w:val="24"/>
+        </w:rPr>
+        <w:t xml:space="preserve"> </w:t>
+      </w:r>
+      <w:r>
+        <w:rPr>
+          <w:rFonts w:ascii="Times New Roman" w:hAnsi="Times New Roman"/>
+          <w:sz w:val="24"/>
+          <w:u w:val="single"/>
+        </w:rPr>
+        <w:t>І ласка Господа, Бога нашого, нехай буде над нами,*</w:t>
+      </w:r>
+      <w:r>
+        <w:rPr>
+          <w:rFonts w:ascii="Times New Roman" w:hAnsi="Times New Roman"/>
+          <w:sz w:val="24"/>
+          <w:u w:val="single"/>
+        </w:rPr>
+        <w:t xml:space="preserve"> і стверди діло рук наших; стверди його – діло рук наших.</w:t>
+      </w:r>
+    </w:p>
+    <w:p>
+      <w:r>
+        <w:rPr>
+          <w:highlight w:val="darkGray"/>
+        </w:rPr>
+        <w:t>//утреня/стиховня/стихири/5</w:t>
+      </w:r>
+    </w:p>
+    <w:p>
+      <w:pPr>
+        <w:spacing w:after="120"/>
+        <w:jc w:val="both"/>
+      </w:pPr>
+      <w:r>
+        <w:rPr>
+          <w:rFonts w:ascii="Times New Roman" w:hAnsi="Times New Roman"/>
+          <w:sz w:val="24"/>
+        </w:rPr>
+        <w:t>Як світила в світі, сяєте по смерті, святі мученики,* сповнивши добрий подвиг,* тому маючи сміливість, моліть Христа,* щоб помилував душі наші.</w:t>
+      </w:r>
+    </w:p>
+    <w:p>
+      <w:r>
+        <w:rPr>
+          <w:highlight w:val="darkGray"/>
+        </w:rPr>
+        <w:t>//утреня/стиховня/стихири/6</w:t>
+      </w:r>
+    </w:p>
+    <w:p>
+      <w:pPr>
+        <w:spacing w:after="120"/>
+        <w:jc w:val="both"/>
+      </w:pPr>
+      <w:r>
+        <w:rPr>
+          <w:rFonts w:ascii="Times New Roman" w:hAnsi="Times New Roman"/>
+          <w:b/>
+          <w:sz w:val="24"/>
+        </w:rPr>
+        <w:t>Слава і нині</w:t>
+      </w:r>
+      <w:r>
+        <w:rPr>
+          <w:rFonts w:ascii="Times New Roman" w:hAnsi="Times New Roman"/>
+          <w:sz w:val="24"/>
+        </w:rPr>
+        <w:t xml:space="preserve">: Безсіменно зачала ти від Духа Святого,* </w:t>
+      </w:r>
+      <w:r>
+        <w:rPr>
+          <w:rFonts w:ascii="Times New Roman" w:hAnsi="Times New Roman"/>
+          <w:sz w:val="24"/>
+        </w:rPr>
+        <w:t>тому, прославляючи, кличемо до тебе:* Радуйся, пресвята Діво!</w:t>
+      </w:r>
+    </w:p>
+    <w:p>
+      <w:pPr>
+        <w:pStyle w:val="Heading1"/>
+      </w:pPr>
+      <w:r>
+        <w:t>Глас 3 - ПТ</w:t>
+      </w:r>
+    </w:p>
+    <w:p>
+      <w:r>
+        <w:rPr>
+          <w:highlight w:val="darkGray"/>
+        </w:rPr>
+        <w:t>/октоїх/3/ПТ</w:t>
+      </w:r>
+    </w:p>
+    <w:p>
+      <w:pPr>
+        <w:pStyle w:val="Heading2"/>
+      </w:pPr>
+      <w:r>
+        <w:t>ВЕЧІРНЯ</w:t>
+      </w:r>
+    </w:p>
+    <w:p>
+      <w:pPr>
+        <w:pStyle w:val="Heading3"/>
+      </w:pPr>
+      <w:r>
+        <w:rPr>
+          <w:highlight w:val="darkGray"/>
+        </w:rPr>
+        <w:t>//вечірня/господи_взиваю</w:t>
+      </w:r>
+    </w:p>
+    <w:p>
+      <w:r>
+        <w:rPr>
+          <w:highlight w:val="darkGray"/>
+        </w:rPr>
+        <w:t>//вечірня/господи_взиваю/стихири/1</w:t>
+      </w:r>
+    </w:p>
+    <w:p>
+      <w:pPr>
+        <w:spacing w:after="120"/>
+        <w:jc w:val="both"/>
+      </w:pPr>
+      <w:r>
+        <w:rPr>
+          <w:rFonts w:ascii="Times New Roman" w:hAnsi="Times New Roman"/>
+          <w:i/>
+          <w:color w:val="FF0000"/>
+          <w:sz w:val="24"/>
+        </w:rPr>
+        <w:t>(г. 3):</w:t>
+      </w:r>
+      <w:r>
+        <w:rPr>
+          <w:rFonts w:ascii="Times New Roman" w:hAnsi="Times New Roman"/>
+          <w:sz w:val="24"/>
+        </w:rPr>
+        <w:t xml:space="preserve"> Неспроможний страждати божественним своїм єством,* ти, Господи, витерпів страждання за людською природою твоєю.* Прибитий до хреста і списом між ребра проколений,* ти виточив нам з них дві ріки несказанних таїнств.</w:t>
+      </w:r>
+    </w:p>
+    <w:p>
+      <w:r>
+        <w:rPr>
+          <w:highlight w:val="darkGray"/>
+        </w:rPr>
+        <w:t>//вечірня/господи_взиваю/стихири/2</w:t>
+      </w:r>
+    </w:p>
+    <w:p>
+      <w:pPr>
+        <w:spacing w:after="120"/>
+        <w:jc w:val="both"/>
+      </w:pPr>
+      <w:r>
+        <w:rPr>
+          <w:rFonts w:ascii="Times New Roman" w:hAnsi="Times New Roman"/>
+          <w:sz w:val="24"/>
+        </w:rPr>
+        <w:t xml:space="preserve">Вінком, сплетеним з тернини, насмішливо увінчаний, Царю всіх,* розірвав ти, Спасе, кару тернистого гріха,* а прийнявши в руки тростину,* записав нас усіх, що в тебе </w:t>
+      </w:r>
+      <w:r>
+        <w:rPr>
+          <w:rFonts w:ascii="Times New Roman" w:hAnsi="Times New Roman"/>
+          <w:sz w:val="24"/>
+        </w:rPr>
+        <w:t>увірували, в небесні книги.</w:t>
+      </w:r>
+    </w:p>
+    <w:p>
+      <w:r>
+        <w:rPr>
+          <w:highlight w:val="darkGray"/>
+        </w:rPr>
+        <w:t>//вечірня/господи_взиваю/стихири/3</w:t>
+      </w:r>
+    </w:p>
+    <w:p>
+      <w:pPr>
+        <w:spacing w:after="120"/>
+        <w:jc w:val="both"/>
+      </w:pPr>
+      <w:r>
+        <w:rPr>
+          <w:rFonts w:ascii="Times New Roman" w:hAnsi="Times New Roman"/>
+          <w:sz w:val="24"/>
+        </w:rPr>
         <w:t>Ніяк не ущухла неправедна заздрість ворогів і тих, які тебе розіп'яли.* Навіть, коли ти помер, незлобивий Христе,* ще й тоді оклеветали тебе, як обманця,* і в своєму гніві невиліковному злобно просили в Пилата,* щоб стерегти гріб твій.</w:t>
       </w:r>
     </w:p>
     <w:p>
+      <w:r>
+        <w:rPr>
+          <w:highlight w:val="darkGray"/>
+        </w:rPr>
+        <w:t>//вечірня/стиховня/стихири/1</w:t>
+      </w:r>
+    </w:p>
+    <w:p>
+      <w:pPr>
+        <w:spacing w:after="120"/>
+        <w:jc w:val="both"/>
+      </w:pPr>
+      <w:r>
+        <w:rPr>
+          <w:rFonts w:ascii="Times New Roman" w:hAnsi="Times New Roman"/>
+          <w:i/>
+          <w:color w:val="FF0000"/>
+          <w:sz w:val="24"/>
+        </w:rPr>
+        <w:t>(г. 3):</w:t>
+      </w:r>
+      <w:r>
+        <w:rPr>
+          <w:rFonts w:ascii="Times New Roman" w:hAnsi="Times New Roman"/>
+          <w:sz w:val="24"/>
+        </w:rPr>
+        <w:t xml:space="preserve"> Хресту твоєму чесному поклоняємось, Христе:* охоронцеві світу й спасінню нас грішних,* великому очищенню, царській перемозі* і славі всієї вселенної.</w:t>
+      </w:r>
+    </w:p>
+    <w:p>
+      <w:r>
+        <w:rPr>
+          <w:highlight w:val="darkGray"/>
+        </w:rPr>
+        <w:t>//вечірня/стиховня/стихири/2</w:t>
+      </w:r>
+    </w:p>
+    <w:p>
+      <w:pPr>
+        <w:spacing w:after="120"/>
+        <w:jc w:val="both"/>
+      </w:pPr>
+      <w:r>
+        <w:rPr>
+          <w:rFonts w:ascii="Times New Roman" w:hAnsi="Times New Roman"/>
+          <w:sz w:val="24"/>
+        </w:rPr>
+        <w:t>Мойсей на горі, хрестовидно піднявши руки, переміг Амалика;* а ти, Спасе, простерши на чеснім хресті долоні,* обнявши мене, вирятував від ворожо</w:t>
+      </w:r>
+      <w:r>
+        <w:rPr>
+          <w:rFonts w:ascii="Times New Roman" w:hAnsi="Times New Roman"/>
+          <w:sz w:val="24"/>
+        </w:rPr>
+        <w:t>ї неволі,* і дав мені життєве знамення,* щоб утекти мені від лука ворогів.* Тому, Слове, поклоняюся чесному хресту твоєму.</w:t>
+      </w:r>
+    </w:p>
+    <w:p>
+      <w:r>
+        <w:rPr>
+          <w:highlight w:val="darkGray"/>
+        </w:rPr>
+        <w:t>//вечірня/стиховня/стихири/3</w:t>
+      </w:r>
+    </w:p>
+    <w:p>
+      <w:pPr>
+        <w:spacing w:after="120"/>
+        <w:jc w:val="both"/>
+      </w:pPr>
+      <w:r>
+        <w:rPr>
+          <w:rFonts w:ascii="Times New Roman" w:hAnsi="Times New Roman"/>
+          <w:sz w:val="24"/>
+        </w:rPr>
+        <w:t>Велика, Господи, хреста твого сила!* Поставлений на одному місці, діє він у світі,* з рибалок зробивши апостолів, з поган – мучеників,* аби молилися за душі наші.</w:t>
+      </w:r>
+    </w:p>
+    <w:p>
+      <w:r>
+        <w:rPr>
+          <w:highlight w:val="darkGray"/>
+        </w:rPr>
+        <w:t>//вечірня/стиховня/стихири/4</w:t>
+      </w:r>
+    </w:p>
+    <w:p>
+      <w:pPr>
+        <w:spacing w:after="120"/>
+        <w:jc w:val="both"/>
+      </w:pPr>
+      <w:r>
+        <w:rPr>
+          <w:rFonts w:ascii="Times New Roman" w:hAnsi="Times New Roman"/>
+          <w:b/>
+          <w:sz w:val="24"/>
+        </w:rPr>
+        <w:t>Слава і нині</w:t>
+      </w:r>
+      <w:r>
+        <w:rPr>
+          <w:rFonts w:ascii="Times New Roman" w:hAnsi="Times New Roman"/>
+          <w:sz w:val="24"/>
+        </w:rPr>
+        <w:t>: Бачивши тебе піднесеного на дереві, Христе мій предобрий,* Всенепорочна, плач</w:t>
+      </w:r>
+      <w:r>
+        <w:rPr>
+          <w:rFonts w:ascii="Times New Roman" w:hAnsi="Times New Roman"/>
+          <w:sz w:val="24"/>
+        </w:rPr>
+        <w:t>учи, кликала по-материнському:* Сину мій найлюбіший!* Як же ж то зборище беззаконників піднесло тебе на хрест?</w:t>
+      </w:r>
+    </w:p>
+    <w:p>
+      <w:pPr>
+        <w:pStyle w:val="Heading2"/>
+      </w:pPr>
+      <w:r>
+        <w:t>УТРЕНЯ</w:t>
+      </w:r>
+    </w:p>
+    <w:p>
+      <w:r>
+        <w:rPr>
+          <w:highlight w:val="darkGray"/>
+        </w:rPr>
+        <w:t>//утреня/сідальні_по_першому_славословї/1</w:t>
+      </w:r>
+    </w:p>
+    <w:p>
+      <w:pPr>
+        <w:spacing w:after="120"/>
+        <w:jc w:val="both"/>
+      </w:pPr>
+      <w:r>
+        <w:rPr>
+          <w:rFonts w:ascii="Times New Roman" w:hAnsi="Times New Roman"/>
+          <w:i/>
+          <w:color w:val="FF0000"/>
+          <w:sz w:val="24"/>
+        </w:rPr>
+        <w:t>(г. 3):</w:t>
+      </w:r>
+      <w:r>
+        <w:rPr>
+          <w:rFonts w:ascii="Times New Roman" w:hAnsi="Times New Roman"/>
+          <w:sz w:val="24"/>
+        </w:rPr>
+        <w:t xml:space="preserve"> Дерево твого хреста, Спасе наш, появило світові спасіння,* бо на ньому ти добровільно розп'явся і </w:t>
+      </w:r>
+      <w:r>
+        <w:rPr>
+          <w:rFonts w:ascii="Times New Roman" w:hAnsi="Times New Roman"/>
+          <w:sz w:val="24"/>
+        </w:rPr>
+        <w:t>вибавив землян від прокляття.* Господи всіх радосте, – слава тобі!</w:t>
+      </w:r>
+    </w:p>
+    <w:p>
+      <w:r>
+        <w:rPr>
+          <w:highlight w:val="darkGray"/>
+        </w:rPr>
+        <w:t>//утреня/сідальні_по_першому_славословї/2</w:t>
+      </w:r>
+    </w:p>
+    <w:p>
+      <w:pPr>
+        <w:spacing w:after="120"/>
+        <w:jc w:val="both"/>
+      </w:pPr>
+      <w:r>
+        <w:rPr>
+          <w:rFonts w:ascii="Times New Roman" w:hAnsi="Times New Roman"/>
+          <w:b/>
+          <w:sz w:val="24"/>
+        </w:rPr>
+        <w:t>Слава і нині</w:t>
+      </w:r>
+      <w:r>
+        <w:rPr>
+          <w:rFonts w:ascii="Times New Roman" w:hAnsi="Times New Roman"/>
+          <w:sz w:val="24"/>
+        </w:rPr>
+        <w:t>: Нескверна Агниця Слова, нетлінна Діва й Мати,* бачивши на хресті повішеного того, хто з неї без болів народився,* по-материнськи оплакуючи, кликала:* Горе мені, моя Дитино!* Я</w:t>
+      </w:r>
+      <w:r>
+        <w:rPr>
+          <w:rFonts w:ascii="Times New Roman" w:hAnsi="Times New Roman"/>
+          <w:sz w:val="24"/>
+        </w:rPr>
+        <w:t>к то ти страждаєш добровільно,* бажаючи визволити людину від пристрастей нікчемних!</w:t>
+      </w:r>
+    </w:p>
+    <w:p>
+      <w:r>
+        <w:rPr>
+          <w:highlight w:val="darkGray"/>
+        </w:rPr>
+        <w:t>//утреня/сідальні_по_другому_славословї/1</w:t>
+      </w:r>
+    </w:p>
+    <w:p>
+      <w:pPr>
+        <w:spacing w:after="120"/>
+        <w:jc w:val="both"/>
+      </w:pPr>
+      <w:r>
+        <w:rPr>
+          <w:rFonts w:ascii="Times New Roman" w:hAnsi="Times New Roman"/>
+          <w:i/>
+          <w:color w:val="FF0000"/>
+          <w:sz w:val="24"/>
+        </w:rPr>
+        <w:t>(г. 3):</w:t>
+      </w:r>
+      <w:r>
+        <w:rPr>
+          <w:rFonts w:ascii="Times New Roman" w:hAnsi="Times New Roman"/>
+          <w:sz w:val="24"/>
+        </w:rPr>
+        <w:t xml:space="preserve"> Безмежній твоїй владі й добровільному розп'яттю* дивувалися ангельські воїнства, споглядаючи,* як то невидимий прийняв рани тілом, бажаючи вибавити з тління людство.* Тому, як до Життяподавця, кличемо до тебе:* Слава, Христе, милосердю твоєму!</w:t>
+      </w:r>
+    </w:p>
+    <w:p>
+      <w:r>
+        <w:rPr>
+          <w:highlight w:val="darkGray"/>
+        </w:rPr>
+        <w:t>//утреня/сідальні_по_другому_славословї/2</w:t>
+      </w:r>
+    </w:p>
+    <w:p>
+      <w:pPr>
+        <w:spacing w:after="120"/>
+        <w:jc w:val="both"/>
+      </w:pPr>
+      <w:r>
+        <w:rPr>
+          <w:rFonts w:ascii="Times New Roman" w:hAnsi="Times New Roman"/>
+          <w:b/>
+          <w:sz w:val="24"/>
+        </w:rPr>
+        <w:t>Слава і нин</w:t>
+      </w:r>
+      <w:r>
+        <w:rPr>
+          <w:rFonts w:ascii="Times New Roman" w:hAnsi="Times New Roman"/>
+          <w:b/>
+          <w:sz w:val="24"/>
+        </w:rPr>
+        <w:t>і</w:t>
+      </w:r>
+      <w:r>
+        <w:rPr>
+          <w:rFonts w:ascii="Times New Roman" w:hAnsi="Times New Roman"/>
+          <w:sz w:val="24"/>
+        </w:rPr>
+        <w:t>: Ганебну смерть і розп'яття* витерпів ти добровільно, Щедрий,* а Родителька твоя, бачивши це, страждала.* Тому, за її мольбами, задля твого милосердя, змилуйся і спаси світ,* єдиний предобрий чоловіколюбче Господи,* що взяв на себе гріхи світу.</w:t>
+      </w:r>
+    </w:p>
+    <w:p>
+      <w:r>
+        <w:rPr>
+          <w:highlight w:val="darkGray"/>
+        </w:rPr>
+        <w:t>//утреня/світильні/1</w:t>
+      </w:r>
+    </w:p>
+    <w:p>
+      <w:pPr>
+        <w:spacing w:after="120"/>
+        <w:jc w:val="both"/>
+      </w:pPr>
+      <w:r>
+        <w:rPr>
+          <w:rFonts w:ascii="Times New Roman" w:hAnsi="Times New Roman"/>
+          <w:sz w:val="24"/>
+        </w:rPr>
+        <w:t>Радуйся, Хресте пресвятий!* Незборне забороло світу, пристановище знедоленим, охоронче тих, що в нужді;* перемого царів і воїнів охороно та й варварів подолання,* вінче апостолів і вірних спасі</w:t>
+      </w:r>
+      <w:r>
+        <w:rPr>
+          <w:rFonts w:ascii="Times New Roman" w:hAnsi="Times New Roman"/>
+          <w:sz w:val="24"/>
+        </w:rPr>
+        <w:t>ння!</w:t>
+      </w:r>
+    </w:p>
+    <w:p>
+      <w:r>
+        <w:rPr>
+          <w:highlight w:val="darkGray"/>
+        </w:rPr>
+        <w:t>//утреня/світильні/2</w:t>
+      </w:r>
+    </w:p>
+    <w:p>
+      <w:pPr>
+        <w:spacing w:after="120"/>
+        <w:jc w:val="both"/>
+      </w:pPr>
+      <w:r>
+        <w:rPr>
+          <w:rFonts w:ascii="Times New Roman" w:hAnsi="Times New Roman"/>
+          <w:b/>
+          <w:sz w:val="24"/>
+        </w:rPr>
+        <w:t>Слава і нині</w:t>
+      </w:r>
+      <w:r>
+        <w:rPr>
+          <w:rFonts w:ascii="Times New Roman" w:hAnsi="Times New Roman"/>
+          <w:sz w:val="24"/>
+        </w:rPr>
+        <w:t>: Бачивши тебе до хреста прибитого* Пречиста плакала, і ридала, і кликала:* Як же зайшло воно – Сонце слави, світло найвизначніше?* Як же то ти, заради людського спасіння,* на хресті розп'явся і був проколений списом між ребра? – Сину і Бо</w:t>
+      </w:r>
+      <w:r>
+        <w:rPr>
+          <w:rFonts w:ascii="Times New Roman" w:hAnsi="Times New Roman"/>
+          <w:sz w:val="24"/>
+        </w:rPr>
+        <w:t>же мій!</w:t>
+      </w:r>
+    </w:p>
+    <w:p>
+      <w:r>
+        <w:rPr>
+          <w:highlight w:val="darkGray"/>
+        </w:rPr>
+        <w:t>//утреня/стиховня/стихири/1</w:t>
+      </w:r>
+    </w:p>
+    <w:p>
+      <w:pPr>
+        <w:spacing w:after="120"/>
+        <w:jc w:val="both"/>
+      </w:pPr>
+      <w:r>
+        <w:rPr>
+          <w:rFonts w:ascii="Times New Roman" w:hAnsi="Times New Roman"/>
+          <w:i/>
+          <w:color w:val="FF0000"/>
+          <w:sz w:val="24"/>
+        </w:rPr>
+        <w:t>(г. 3):</w:t>
+      </w:r>
+      <w:r>
+        <w:rPr>
+          <w:rFonts w:ascii="Times New Roman" w:hAnsi="Times New Roman"/>
+          <w:sz w:val="24"/>
+        </w:rPr>
+        <w:t xml:space="preserve"> Дерево непослуху зродило світові смерть,* а хресне дерево – життя і нетлінність.* Тому молимо тебе, розп'ятого Господа,* щоб освітило нас світло лиця твого.</w:t>
+      </w:r>
+    </w:p>
+    <w:p>
+      <w:r>
+        <w:rPr>
+          <w:highlight w:val="darkGray"/>
+        </w:rPr>
+        <w:t>//утреня/стиховня/стихири/2</w:t>
+      </w:r>
+    </w:p>
+    <w:p>
+      <w:pPr>
+        <w:spacing w:after="120"/>
+        <w:jc w:val="both"/>
+      </w:pPr>
+      <w:r>
+        <w:rPr>
+          <w:rFonts w:ascii="Times New Roman" w:hAnsi="Times New Roman"/>
+          <w:i/>
+          <w:color w:val="FF0000"/>
+          <w:sz w:val="24"/>
+        </w:rPr>
+        <w:t>Стих:</w:t>
+      </w:r>
+      <w:r>
+        <w:rPr>
+          <w:rFonts w:ascii="Times New Roman" w:hAnsi="Times New Roman"/>
+          <w:i/>
+          <w:sz w:val="24"/>
+        </w:rPr>
+        <w:t xml:space="preserve"> </w:t>
+      </w:r>
+      <w:r>
+        <w:rPr>
+          <w:rFonts w:ascii="Times New Roman" w:hAnsi="Times New Roman"/>
+          <w:sz w:val="24"/>
+          <w:u w:val="single"/>
+        </w:rPr>
+        <w:t>Насити нас уранці милістю твоєю, Господи, щоб ми раділи й веселились по всі дні наші. Звесел</w:t>
+      </w:r>
+      <w:r>
+        <w:rPr>
+          <w:rFonts w:ascii="Times New Roman" w:hAnsi="Times New Roman"/>
+          <w:sz w:val="24"/>
+          <w:u w:val="single"/>
+        </w:rPr>
+        <w:t>и нас мірою днів, за яких ти засмутив нас, мірою літ, що в них ми зазнали горя.* Нехай виявиться твоїм слугам твоє діло, і слава твоя – їхнім дітям.</w:t>
+      </w:r>
+    </w:p>
+    <w:p>
+      <w:r>
+        <w:rPr>
+          <w:highlight w:val="darkGray"/>
+        </w:rPr>
+        <w:t>//утреня/стиховня/стихири/3</w:t>
+      </w:r>
+    </w:p>
+    <w:p>
+      <w:pPr>
+        <w:spacing w:after="120"/>
+        <w:jc w:val="both"/>
+      </w:pPr>
+      <w:r>
+        <w:rPr>
+          <w:rFonts w:ascii="Times New Roman" w:hAnsi="Times New Roman"/>
+          <w:sz w:val="24"/>
+        </w:rPr>
+        <w:t xml:space="preserve">Через жадобу насолоди нас прогнано,* бо впали ми вельми низько.* Ти однак, Владико, не погордив нами,* але </w:t>
+      </w:r>
+      <w:r>
+        <w:rPr>
+          <w:rFonts w:ascii="Times New Roman" w:hAnsi="Times New Roman"/>
+          <w:sz w:val="24"/>
+        </w:rPr>
+        <w:t>прийняв, задля нас, належне нам розп'яття,* і так ото спасаєш нас і вводиш у славу.* Ізбавителю наш, – слава тобі!</w:t>
+      </w:r>
+    </w:p>
+    <w:p>
+      <w:r>
+        <w:rPr>
+          <w:highlight w:val="darkGray"/>
+        </w:rPr>
+        <w:t>//утреня/стиховня/стихири/4</w:t>
+      </w:r>
+    </w:p>
+    <w:p>
+      <w:pPr>
+        <w:spacing w:after="120"/>
+        <w:jc w:val="both"/>
+      </w:pPr>
+      <w:r>
+        <w:rPr>
+          <w:rFonts w:ascii="Times New Roman" w:hAnsi="Times New Roman"/>
+          <w:i/>
+          <w:color w:val="FF0000"/>
+          <w:sz w:val="24"/>
+        </w:rPr>
+        <w:t>Стих:</w:t>
+      </w:r>
+      <w:r>
+        <w:rPr>
+          <w:rFonts w:ascii="Times New Roman" w:hAnsi="Times New Roman"/>
+          <w:i/>
+          <w:sz w:val="24"/>
+        </w:rPr>
+        <w:t xml:space="preserve"> </w:t>
+      </w:r>
+      <w:r>
+        <w:rPr>
+          <w:rFonts w:ascii="Times New Roman" w:hAnsi="Times New Roman"/>
+          <w:sz w:val="24"/>
+          <w:u w:val="single"/>
+        </w:rPr>
+        <w:t>І ласка Господа, Бога нашого, нехай буде над нами,* і стверди діло рук наших; стверди його – діло рук наших.</w:t>
+      </w:r>
+    </w:p>
+    <w:p>
+      <w:r>
+        <w:rPr>
+          <w:highlight w:val="darkGray"/>
+        </w:rPr>
+        <w:t>//утреня/стиховня/стихири/5</w:t>
+      </w:r>
+    </w:p>
+    <w:p>
+      <w:pPr>
+        <w:spacing w:after="120"/>
+        <w:jc w:val="both"/>
+      </w:pPr>
+      <w:r>
+        <w:rPr>
+          <w:rFonts w:ascii="Times New Roman" w:hAnsi="Times New Roman"/>
+          <w:sz w:val="24"/>
+        </w:rPr>
+        <w:t>Прийдіть, усі люди,* пошан</w:t>
+      </w:r>
+      <w:r>
+        <w:rPr>
+          <w:rFonts w:ascii="Times New Roman" w:hAnsi="Times New Roman"/>
+          <w:sz w:val="24"/>
+        </w:rPr>
+        <w:t>уймо пам'ять святих страстотерпців,* вони бо, ставши подивом для ангелів і людей,* прийняли від Христа перемогу* і моляться за душі наші.</w:t>
+      </w:r>
+    </w:p>
+    <w:p>
+      <w:r>
+        <w:rPr>
+          <w:highlight w:val="darkGray"/>
+        </w:rPr>
+        <w:t>//утреня/стиховня/стихири/6</w:t>
+      </w:r>
+    </w:p>
+    <w:p>
+      <w:pPr>
+        <w:spacing w:after="120"/>
+        <w:jc w:val="both"/>
+      </w:pPr>
+      <w:r>
+        <w:rPr>
+          <w:rFonts w:ascii="Times New Roman" w:hAnsi="Times New Roman"/>
+          <w:b/>
+          <w:sz w:val="24"/>
+        </w:rPr>
+        <w:t>Слава і нині</w:t>
+      </w:r>
+      <w:r>
+        <w:rPr>
+          <w:rFonts w:ascii="Times New Roman" w:hAnsi="Times New Roman"/>
+          <w:sz w:val="24"/>
+        </w:rPr>
+        <w:t xml:space="preserve">: Бачучи свого Сина, прибитого до хреста,* ти, Всенепорочна, промовляла, кличучи:* Солодка моя дитино! Де </w:t>
+      </w:r>
+      <w:r>
+        <w:rPr>
+          <w:rFonts w:ascii="Times New Roman" w:hAnsi="Times New Roman"/>
+          <w:sz w:val="24"/>
+        </w:rPr>
+        <w:t>поділась осяйна краса твоя,* − ти, що добро вчинив людському родові?</w:t>
+      </w:r>
+    </w:p>
+    <w:p>
       <w:pPr>
         <w:pStyle w:val="Heading1"/>
       </w:pPr>
@@ -707,7 +4433,10 @@
     </w:p>
     <w:p>
       <w:r>
-        <w:t>/октоїх/1/СБ</w:t>
+        <w:rPr>
+          <w:highlight w:val="darkGray"/>
+        </w:rPr>
+        <w:t>/октоїх/3/СБ</w:t>
       </w:r>
     </w:p>
     <w:p>
@@ -723,7 +4452,530 @@
         <w:pStyle w:val="Heading3"/>
       </w:pPr>
       <w:r>
-        <w:t>//господи_взиваю</w:t>
+        <w:rPr>
+          <w:highlight w:val="darkGray"/>
+        </w:rPr>
+        <w:t>//вечірня/господи_взиваю</w:t>
+      </w:r>
+    </w:p>
+    <w:p>
+      <w:r>
+        <w:rPr>
+          <w:highlight w:val="darkGray"/>
+        </w:rPr>
+        <w:t>//вечірня/стиховня/стихири/1</w:t>
+      </w:r>
+    </w:p>
+    <w:p>
+      <w:pPr>
+        <w:spacing w:after="120"/>
+        <w:jc w:val="both"/>
+      </w:pPr>
+      <w:r>
+        <w:rPr>
+          <w:rFonts w:ascii="Times New Roman" w:hAnsi="Times New Roman"/>
+          <w:i/>
+          <w:color w:val="FF0000"/>
+          <w:sz w:val="24"/>
+        </w:rPr>
+        <w:t>(г. 3):</w:t>
+      </w:r>
+      <w:r>
+        <w:rPr>
+          <w:rFonts w:ascii="Times New Roman" w:hAnsi="Times New Roman"/>
+          <w:sz w:val="24"/>
+        </w:rPr>
+        <w:t xml:space="preserve"> Мученики твої, Господи, утверджені вірою,* скріплені надією і духовно наснажені любов'ю до твого хреста,* знищили ворогів-мучителів,* і отримавши вінки, моляться з безтілесними за душі наші.</w:t>
+      </w:r>
+    </w:p>
+    <w:p>
+      <w:r>
+        <w:rPr>
+          <w:highlight w:val="darkGray"/>
+        </w:rPr>
+        <w:t>//вечірня/стиховня/стихири/2</w:t>
+      </w:r>
+    </w:p>
+    <w:p>
+      <w:pPr>
+        <w:spacing w:after="120"/>
+        <w:jc w:val="both"/>
+      </w:pPr>
+      <w:r>
+        <w:rPr>
+          <w:rFonts w:ascii="Times New Roman" w:hAnsi="Times New Roman"/>
+          <w:sz w:val="24"/>
+        </w:rPr>
+        <w:t xml:space="preserve">Велика, Господи, хреста твого сила!* Поставлений на одному місці, діє він у світі,* з рибалок зробивши </w:t>
+      </w:r>
+      <w:r>
+        <w:rPr>
+          <w:rFonts w:ascii="Times New Roman" w:hAnsi="Times New Roman"/>
+          <w:sz w:val="24"/>
+        </w:rPr>
+        <w:t>апостолів, з поган – мучеників,* аби молилися за душі наші.</w:t>
+      </w:r>
+    </w:p>
+    <w:p>
+      <w:r>
+        <w:rPr>
+          <w:highlight w:val="darkGray"/>
+        </w:rPr>
+        <w:t>//вечірня/стиховня/стихири/3</w:t>
+      </w:r>
+    </w:p>
+    <w:p>
+      <w:pPr>
+        <w:spacing w:after="120"/>
+        <w:jc w:val="both"/>
+      </w:pPr>
+      <w:r>
+        <w:rPr>
+          <w:rFonts w:ascii="Times New Roman" w:hAnsi="Times New Roman"/>
+          <w:sz w:val="24"/>
+        </w:rPr>
+        <w:t>Пророки й апостоли Христові і мученики* навчили оспівувати єд</w:t>
+      </w:r>
+      <w:r>
+        <w:rPr>
+          <w:rFonts w:ascii="Times New Roman" w:hAnsi="Times New Roman"/>
+          <w:sz w:val="24"/>
+        </w:rPr>
+        <w:t>иносущну Тройцю* і просвітили обманені народи,* учасниками ангелів вчинивши синів людських.</w:t>
+      </w:r>
+    </w:p>
+    <w:p>
+      <w:r>
+        <w:rPr>
+          <w:highlight w:val="darkGray"/>
+        </w:rPr>
+        <w:t>//вечірня/стиховня/стихири/4</w:t>
+      </w:r>
+    </w:p>
+    <w:p>
+      <w:pPr>
+        <w:spacing w:after="120"/>
+        <w:jc w:val="both"/>
+      </w:pPr>
+      <w:r>
+        <w:rPr>
+          <w:rFonts w:ascii="Times New Roman" w:hAnsi="Times New Roman"/>
+          <w:b/>
+          <w:sz w:val="24"/>
+        </w:rPr>
+        <w:t>Слава і нині</w:t>
+      </w:r>
+      <w:r>
+        <w:rPr>
+          <w:rFonts w:ascii="Times New Roman" w:hAnsi="Times New Roman"/>
+          <w:sz w:val="24"/>
+        </w:rPr>
+        <w:t>: Пресвята між жінками Богородице,* Мати, що не знала мужа!* Моли того, кого ти породила – Царя і Бога,* щоб спас нас, як чоловіколюбець.</w:t>
+      </w:r>
+    </w:p>
+    <w:p>
+      <w:pPr>
+        <w:pStyle w:val="Heading2"/>
+      </w:pPr>
+      <w:r>
+        <w:t>УТРЕНЯ</w:t>
+      </w:r>
+    </w:p>
+    <w:p>
+      <w:r>
+        <w:rPr>
+          <w:highlight w:val="darkGray"/>
+        </w:rPr>
+        <w:t>//утреня/сідальні_по_першому_славословї/1</w:t>
+      </w:r>
+    </w:p>
+    <w:p>
+      <w:pPr>
+        <w:spacing w:after="120"/>
+        <w:jc w:val="both"/>
+      </w:pPr>
+      <w:r>
+        <w:rPr>
+          <w:rFonts w:ascii="Times New Roman" w:hAnsi="Times New Roman"/>
+          <w:i/>
+          <w:color w:val="FF0000"/>
+          <w:sz w:val="24"/>
+        </w:rPr>
+        <w:t>(г. 3):</w:t>
+      </w:r>
+      <w:r>
+        <w:rPr>
+          <w:rFonts w:ascii="Times New Roman" w:hAnsi="Times New Roman"/>
+          <w:sz w:val="24"/>
+        </w:rPr>
+        <w:t xml:space="preserve"> Одягнувшись у повну зброю Христову* і надягнувши броню віри, страждаючи, ви перемогли ворожі сили.</w:t>
+      </w:r>
+      <w:r>
+        <w:rPr>
+          <w:rFonts w:ascii="Times New Roman" w:hAnsi="Times New Roman"/>
+          <w:sz w:val="24"/>
+        </w:rPr>
+        <w:t>* В надії на життя ви охоче терпіли від мучителів всякі знущання й рани,* тому й одержали вінки, вельми терпеливі свідки Христові.</w:t>
+      </w:r>
+    </w:p>
+    <w:p>
+      <w:r>
+        <w:rPr>
+          <w:highlight w:val="darkGray"/>
+        </w:rPr>
+        <w:t>//утреня/сідальні_по_першому_славословї/2</w:t>
+      </w:r>
+    </w:p>
+    <w:p>
+      <w:pPr>
+        <w:spacing w:after="120"/>
+        <w:jc w:val="both"/>
+      </w:pPr>
+      <w:r>
+        <w:rPr>
+          <w:rFonts w:ascii="Times New Roman" w:hAnsi="Times New Roman"/>
+          <w:b/>
+          <w:sz w:val="24"/>
+        </w:rPr>
+        <w:t>Слава і нині</w:t>
+      </w:r>
+      <w:r>
+        <w:rPr>
+          <w:rFonts w:ascii="Times New Roman" w:hAnsi="Times New Roman"/>
+          <w:sz w:val="24"/>
+        </w:rPr>
+        <w:t xml:space="preserve">: Тебе, що стала посередницею спасіння роду нашого,* оспівуємо, Богородице Діво;* бо тілом, яке від тебе прийняв </w:t>
+      </w:r>
+      <w:r>
+        <w:rPr>
+          <w:rFonts w:ascii="Times New Roman" w:hAnsi="Times New Roman"/>
+          <w:sz w:val="24"/>
+        </w:rPr>
+        <w:t>Син твій, і Бог наш,* зазнав на хресті страждань* і визволив нас із тління, як чоловіколюбець.</w:t>
+      </w:r>
+    </w:p>
+    <w:p>
+      <w:r>
+        <w:rPr>
+          <w:highlight w:val="darkGray"/>
+        </w:rPr>
+        <w:t>//утреня/сідальні_по_другому_славословї/1</w:t>
+      </w:r>
+    </w:p>
+    <w:p>
+      <w:pPr>
+        <w:spacing w:after="120"/>
+        <w:jc w:val="both"/>
+      </w:pPr>
+      <w:r>
+        <w:rPr>
+          <w:rFonts w:ascii="Times New Roman" w:hAnsi="Times New Roman"/>
+          <w:i/>
+          <w:color w:val="FF0000"/>
+          <w:sz w:val="24"/>
+        </w:rPr>
+        <w:t>(г. 3):</w:t>
+      </w:r>
+      <w:r>
+        <w:rPr>
+          <w:rFonts w:ascii="Times New Roman" w:hAnsi="Times New Roman"/>
+          <w:sz w:val="24"/>
+        </w:rPr>
+        <w:t xml:space="preserve"> Всехвальні мученики! Благодушним своїм терпінням* ви перемогли хитрощі злоначального ворога,* тому й удостоїлись вічного блаженства.* Бувши свідками істини, моліться Господеві,* щ</w:t>
+      </w:r>
+      <w:r>
+        <w:rPr>
+          <w:rFonts w:ascii="Times New Roman" w:hAnsi="Times New Roman"/>
+          <w:sz w:val="24"/>
+        </w:rPr>
+        <w:t>об спастися стадові христолюбних людей.</w:t>
+      </w:r>
+    </w:p>
+    <w:p>
+      <w:r>
+        <w:rPr>
+          <w:highlight w:val="darkGray"/>
+        </w:rPr>
+        <w:t>//утреня/сідальні_по_другому_славословї/2</w:t>
+      </w:r>
+    </w:p>
+    <w:p>
+      <w:pPr>
+        <w:spacing w:after="120"/>
+        <w:jc w:val="both"/>
+      </w:pPr>
+      <w:r>
+        <w:rPr>
+          <w:rFonts w:ascii="Times New Roman" w:hAnsi="Times New Roman"/>
+          <w:b/>
+          <w:sz w:val="24"/>
+        </w:rPr>
+        <w:t>Слава і нині</w:t>
+      </w:r>
+      <w:r>
+        <w:rPr>
+          <w:rFonts w:ascii="Times New Roman" w:hAnsi="Times New Roman"/>
+          <w:sz w:val="24"/>
+        </w:rPr>
+        <w:t>: Пророки звістили, апостоли навчили,* мученики ісповідували, а ми повірили, що ти справжня Богородиця,* тому й величаємо твоє різдво, Пречиста.</w:t>
+      </w:r>
+    </w:p>
+    <w:p>
+      <w:r>
+        <w:rPr>
+          <w:highlight w:val="darkGray"/>
+        </w:rPr>
+        <w:t>//утреня/світильні/1</w:t>
+      </w:r>
+    </w:p>
+    <w:p>
+      <w:pPr>
+        <w:spacing w:after="120"/>
+        <w:jc w:val="both"/>
+      </w:pPr>
+      <w:r>
+        <w:rPr>
+          <w:rFonts w:ascii="Times New Roman" w:hAnsi="Times New Roman"/>
+          <w:sz w:val="24"/>
+        </w:rPr>
+        <w:t>Пророки преславні, блаженні апостоли, праведні патріярхи,* святковий соборе єрархів, преподобних, праведних, зборе жінок* і всі святі мученики!* З Богоматір'ю моліться Господеві, щоб помилував слуг ваших.</w:t>
+      </w:r>
+    </w:p>
+    <w:p>
+      <w:r>
+        <w:rPr>
+          <w:highlight w:val="darkGray"/>
+        </w:rPr>
+        <w:t>//утреня/світильні/2</w:t>
+      </w:r>
+    </w:p>
+    <w:p>
+      <w:pPr>
+        <w:spacing w:after="120"/>
+        <w:jc w:val="both"/>
+      </w:pPr>
+      <w:r>
+        <w:rPr>
+          <w:rFonts w:ascii="Times New Roman" w:hAnsi="Times New Roman"/>
+          <w:b/>
+          <w:sz w:val="24"/>
+        </w:rPr>
+        <w:t>Слава і нині</w:t>
+      </w:r>
+      <w:r>
+        <w:rPr>
+          <w:rFonts w:ascii="Times New Roman" w:hAnsi="Times New Roman"/>
+          <w:sz w:val="24"/>
+        </w:rPr>
+        <w:t xml:space="preserve">: Насолодо ангелів, терплячих радосте, </w:t>
+      </w:r>
+      <w:r>
+        <w:rPr>
+          <w:rFonts w:ascii="Times New Roman" w:hAnsi="Times New Roman"/>
+          <w:sz w:val="24"/>
+        </w:rPr>
+        <w:t>християн заступнице, Діво і Мати Господня!* Заступайся за нас і визволи від мук вічних.</w:t>
+      </w:r>
+    </w:p>
+    <w:p>
+      <w:r>
+        <w:rPr>
+          <w:highlight w:val="darkGray"/>
+        </w:rPr>
+        <w:t>//утреня/стиховня/стихири/1</w:t>
+      </w:r>
+    </w:p>
+    <w:p>
+      <w:pPr>
+        <w:spacing w:after="120"/>
+        <w:jc w:val="both"/>
+      </w:pPr>
+      <w:r>
+        <w:rPr>
+          <w:rFonts w:ascii="Times New Roman" w:hAnsi="Times New Roman"/>
+          <w:i/>
+          <w:color w:val="FF0000"/>
+          <w:sz w:val="24"/>
+        </w:rPr>
+        <w:t>(г. 3):</w:t>
+      </w:r>
+      <w:r>
+        <w:rPr>
+          <w:rFonts w:ascii="Times New Roman" w:hAnsi="Times New Roman"/>
+          <w:sz w:val="24"/>
+        </w:rPr>
+        <w:t xml:space="preserve"> Відкинувши страх царів і мучителів, воїни Христові,* сміливо і мужньо визнавши його,* володаря всього, Бога й Царя нашого,* моляться за душі наші.</w:t>
+      </w:r>
+    </w:p>
+    <w:p>
+      <w:r>
+        <w:rPr>
+          <w:highlight w:val="darkGray"/>
+        </w:rPr>
+        <w:t>//утреня/стиховня/стихири/2</w:t>
+      </w:r>
+    </w:p>
+    <w:p>
+      <w:pPr>
+        <w:spacing w:after="120"/>
+        <w:jc w:val="both"/>
+      </w:pPr>
+      <w:r>
+        <w:rPr>
+          <w:rFonts w:ascii="Times New Roman" w:hAnsi="Times New Roman"/>
+          <w:i/>
+          <w:color w:val="FF0000"/>
+          <w:sz w:val="24"/>
+        </w:rPr>
+        <w:t>Стих:</w:t>
+      </w:r>
+      <w:r>
+        <w:rPr>
+          <w:rFonts w:ascii="Times New Roman" w:hAnsi="Times New Roman"/>
+          <w:i/>
+          <w:sz w:val="24"/>
+        </w:rPr>
+        <w:t xml:space="preserve"> </w:t>
+      </w:r>
+      <w:r>
+        <w:rPr>
+          <w:rFonts w:ascii="Times New Roman" w:hAnsi="Times New Roman"/>
+          <w:sz w:val="24"/>
+          <w:u w:val="single"/>
+        </w:rPr>
+        <w:t>Насити нас уранці милістю твоєю, Господи, щоб ми раділи й веселились по всі дні наші. Звесели нас міро</w:t>
+      </w:r>
+      <w:r>
+        <w:rPr>
+          <w:rFonts w:ascii="Times New Roman" w:hAnsi="Times New Roman"/>
+          <w:sz w:val="24"/>
+          <w:u w:val="single"/>
+        </w:rPr>
+        <w:t>ю днів, за яких ти засмутив нас, мірою літ, що в них ми зазнали горя.* Нехай виявиться твоїм слугам твоє діло, і слава твоя – їхнім дітям.</w:t>
+      </w:r>
+    </w:p>
+    <w:p>
+      <w:r>
+        <w:rPr>
+          <w:highlight w:val="darkGray"/>
+        </w:rPr>
+        <w:t>//утреня/стиховня/стихири/3</w:t>
+      </w:r>
+    </w:p>
+    <w:p>
+      <w:pPr>
+        <w:spacing w:after="120"/>
+        <w:jc w:val="both"/>
+      </w:pPr>
+      <w:r>
+        <w:rPr>
+          <w:rFonts w:ascii="Times New Roman" w:hAnsi="Times New Roman"/>
+          <w:sz w:val="24"/>
+        </w:rPr>
+        <w:t>Сили святих ангелів дивувалися стражданням мучеників;* бо хоч у тіло зодягнені, не зважали на муки;* уподібнившись до</w:t>
+      </w:r>
+      <w:r>
+        <w:rPr>
+          <w:rFonts w:ascii="Times New Roman" w:hAnsi="Times New Roman"/>
+          <w:sz w:val="24"/>
+        </w:rPr>
+        <w:t xml:space="preserve"> страждального Спаса Христа,* моляться за душі наші.</w:t>
+      </w:r>
+    </w:p>
+    <w:p>
+      <w:r>
+        <w:rPr>
+          <w:highlight w:val="darkGray"/>
+        </w:rPr>
+        <w:t>//утреня/стиховня/стихири/4</w:t>
+      </w:r>
+    </w:p>
+    <w:p>
+      <w:pPr>
+        <w:spacing w:after="120"/>
+        <w:jc w:val="both"/>
+      </w:pPr>
+      <w:r>
+        <w:rPr>
+          <w:rFonts w:ascii="Times New Roman" w:hAnsi="Times New Roman"/>
+          <w:i/>
+          <w:color w:val="FF0000"/>
+          <w:sz w:val="24"/>
+        </w:rPr>
+        <w:t>Стих:</w:t>
+      </w:r>
+      <w:r>
+        <w:rPr>
+          <w:rFonts w:ascii="Times New Roman" w:hAnsi="Times New Roman"/>
+          <w:i/>
+          <w:sz w:val="24"/>
+        </w:rPr>
+        <w:t xml:space="preserve"> </w:t>
+      </w:r>
+      <w:r>
+        <w:rPr>
+          <w:rFonts w:ascii="Times New Roman" w:hAnsi="Times New Roman"/>
+          <w:sz w:val="24"/>
+          <w:u w:val="single"/>
+        </w:rPr>
+        <w:t>І ласка Господа, Бога нашого, нехай буде над нами,* і стверди діло рук наших; стверди його – діло рук наших.</w:t>
+      </w:r>
+    </w:p>
+    <w:p>
+      <w:r>
+        <w:rPr>
+          <w:highlight w:val="darkGray"/>
+        </w:rPr>
+        <w:t>//утреня/стиховня/стихири/5</w:t>
+      </w:r>
+    </w:p>
+    <w:p>
+      <w:pPr>
+        <w:spacing w:after="120"/>
+        <w:jc w:val="both"/>
+      </w:pPr>
+      <w:r>
+        <w:rPr>
+          <w:rFonts w:ascii="Times New Roman" w:hAnsi="Times New Roman"/>
+          <w:sz w:val="24"/>
+        </w:rPr>
+        <w:t>Як світила в світі, сяєте по смерті, святі мученики,* сповнивши добрий подвиг,* тому маю</w:t>
+      </w:r>
+      <w:r>
+        <w:rPr>
+          <w:rFonts w:ascii="Times New Roman" w:hAnsi="Times New Roman"/>
+          <w:sz w:val="24"/>
+        </w:rPr>
+        <w:t>чи сміливість, моліть Христа,* щоб помилував душі наші.</w:t>
+      </w:r>
+    </w:p>
+    <w:p>
+      <w:r>
+        <w:rPr>
+          <w:highlight w:val="darkGray"/>
+        </w:rPr>
+        <w:t>//утреня/стиховня/стихири/6</w:t>
+      </w:r>
+    </w:p>
+    <w:p>
+      <w:pPr>
+        <w:spacing w:after="120"/>
+        <w:jc w:val="both"/>
+      </w:pPr>
+      <w:r>
+        <w:rPr>
+          <w:rFonts w:ascii="Times New Roman" w:hAnsi="Times New Roman"/>
+          <w:b/>
+          <w:sz w:val="24"/>
+        </w:rPr>
+        <w:t>Слава і нині</w:t>
+      </w:r>
+      <w:r>
+        <w:rPr>
+          <w:rFonts w:ascii="Times New Roman" w:hAnsi="Times New Roman"/>
+          <w:sz w:val="24"/>
+        </w:rPr>
+        <w:t>: Безсіменно зачала ти від Духа Святого,* тому, прославляючи, кличемо до тебе:* Радуйся, Пресвята Діво!</w:t>
       </w:r>
     </w:p>
     <w:sectPr>
